--- a/rus/docx/003.content.docx
+++ b/rus/docx/003.content.docx
@@ -150,26 +150,6 @@
           <w:lang w:val="ru_RU" w:bidi="ru_RU"/>
         </w:rPr>
         <w:t>В</w:t>
-      </w:r>
-      <w:r>
-        <w:rPr>
-          <w:lang w:val="ru_RU" w:bidi="ru_RU"/>
-        </w:rPr>
-      </w:r>
-    </w:p>
-    <w:p>
-      <w:pPr/>
-      <w:r>
-        <w:rPr>
-          <w:lang w:val="ru_RU" w:bidi="ru_RU"/>
-        </w:rPr>
-      </w:r>
-      <w:r>
-        <w:rPr>
-          <w:i/>
-          <w:lang w:val="ru_RU" w:bidi="ru_RU"/>
-        </w:rPr>
-        <w:t>Вино, Вода, Возрождение*, Второе Пришествие Христа*, Выкуп</w:t>
       </w:r>
       <w:r>
         <w:rPr>

--- a/rus/docx/003.content.docx
+++ b/rus/docx/003.content.docx
@@ -19,7 +19,7 @@
         <w:rPr>
           <w:lang w:val="ru_RU" w:bidi="ru_RU"/>
         </w:rPr>
-        <w:t>Resource: Библейский словарь (Тиндейл)</w:t>
+        <w:t>Resource: Tyndale Open Bible Dictionary</w:t>
       </w:r>
       <w:r>
         <w:rPr>
@@ -112,7 +112,7 @@
         <w:rPr>
           <w:lang w:val="ru_RU" w:bidi="ru_RU"/>
         </w:rPr>
-        <w:t>Библейский словарь (Тиндейл)</w:t>
+        <w:t>Tyndale Open Bible Dictionary</w:t>
       </w:r>
     </w:p>
     <w:p>

--- a/rus/docx/003.content.docx
+++ b/rus/docx/003.content.docx
@@ -19,7 +19,7 @@
         <w:rPr>
           <w:lang w:val="ru_RU" w:bidi="ru_RU"/>
         </w:rPr>
-        <w:t>Resource: Tyndale Open Bible Dictionary</w:t>
+        <w:t>Resource: Aquifer Open Bible Dictionary</w:t>
       </w:r>
       <w:r>
         <w:rPr>
@@ -112,7 +112,7 @@
         <w:rPr>
           <w:lang w:val="ru_RU" w:bidi="ru_RU"/>
         </w:rPr>
-        <w:t>Tyndale Open Bible Dictionary</w:t>
+        <w:t>Aquifer Open Bible Dictionary</w:t>
       </w:r>
     </w:p>
     <w:p>

--- a/rus/docx/003.content.docx
+++ b/rus/docx/003.content.docx
@@ -258,18 +258,12 @@
         </w:rPr>
         <w:t>Ной был одним из первых виноделов (</w:t>
       </w:r>
-      <w:hyperlink r:id="rId13">
-        <w:r>
-          <w:rPr>
-            <w:lang w:val="ru_RU" w:bidi="ru_RU"/>
-          </w:rPr>
-          <w:rPr>
-            <w:color w:val="0000EE"/>
-            <w:u w:val="single"/>
-          </w:rPr>
-          <w:t>Быт.9:21</w:t>
-        </w:r>
-      </w:hyperlink>
+      <w:r>
+        <w:rPr>
+          <w:lang w:val="ru_RU" w:bidi="ru_RU"/>
+        </w:rPr>
+        <w:t>Быт.9:21</w:t>
+      </w:r>
       <w:r>
         <w:rPr>
           <w:lang w:val="ru_RU" w:bidi="ru_RU"/>
@@ -474,126 +468,84 @@
         </w:rPr>
         <w:t>Мало кто поспорит с тем, что некоторые из ветхозаветных вин были перебродившими. Однако некоторые исследователи утверждают, что определённые сорта вин в древнем мире не подвергались ферментации. Они сравнивают два еврейских слова, обозначающих вино, и делают вывод, что одно еврейское слово, обозначающее новое вино, означает виноградный сок (</w:t>
       </w:r>
-      <w:hyperlink r:id="rId14">
-        <w:r>
-          <w:rPr>
-            <w:lang w:val="ru_RU" w:bidi="ru_RU"/>
-          </w:rPr>
-          <w:rPr>
-            <w:color w:val="0000EE"/>
-            <w:u w:val="single"/>
-          </w:rPr>
-          <w:t>Пр.3:10</w:t>
-        </w:r>
-      </w:hyperlink>
+      <w:r>
+        <w:rPr>
+          <w:lang w:val="ru_RU" w:bidi="ru_RU"/>
+        </w:rPr>
+        <w:t>Пр.3:10</w:t>
+      </w:r>
       <w:r>
         <w:rPr>
           <w:lang w:val="ru_RU" w:bidi="ru_RU"/>
         </w:rPr>
         <w:t xml:space="preserve">; </w:t>
       </w:r>
-      <w:hyperlink r:id="rId15">
-        <w:r>
-          <w:rPr>
-            <w:lang w:val="ru_RU" w:bidi="ru_RU"/>
-          </w:rPr>
-          <w:rPr>
-            <w:color w:val="0000EE"/>
-            <w:u w:val="single"/>
-          </w:rPr>
-          <w:t>Ос.9:2</w:t>
-        </w:r>
-      </w:hyperlink>
+      <w:r>
+        <w:rPr>
+          <w:lang w:val="ru_RU" w:bidi="ru_RU"/>
+        </w:rPr>
+        <w:t>Ос.9:2</w:t>
+      </w:r>
       <w:r>
         <w:rPr>
           <w:lang w:val="ru_RU" w:bidi="ru_RU"/>
         </w:rPr>
         <w:t xml:space="preserve">; </w:t>
       </w:r>
-      <w:hyperlink r:id="rId16">
-        <w:r>
-          <w:rPr>
-            <w:lang w:val="ru_RU" w:bidi="ru_RU"/>
-          </w:rPr>
-          <w:rPr>
-            <w:color w:val="0000EE"/>
-            <w:u w:val="single"/>
-          </w:rPr>
-          <w:t>Иоил.2:24</w:t>
-        </w:r>
-      </w:hyperlink>
+      <w:r>
+        <w:rPr>
+          <w:lang w:val="ru_RU" w:bidi="ru_RU"/>
+        </w:rPr>
+        <w:t>Иоил.2:24</w:t>
+      </w:r>
       <w:r>
         <w:rPr>
           <w:lang w:val="ru_RU" w:bidi="ru_RU"/>
         </w:rPr>
         <w:t xml:space="preserve">; </w:t>
       </w:r>
-      <w:hyperlink r:id="rId17">
-        <w:r>
-          <w:rPr>
-            <w:lang w:val="ru_RU" w:bidi="ru_RU"/>
-          </w:rPr>
-          <w:rPr>
-            <w:color w:val="0000EE"/>
-            <w:u w:val="single"/>
-          </w:rPr>
-          <w:t>Мих.6:15</w:t>
-        </w:r>
-      </w:hyperlink>
+      <w:r>
+        <w:rPr>
+          <w:lang w:val="ru_RU" w:bidi="ru_RU"/>
+        </w:rPr>
+        <w:t>Мих.6:15</w:t>
+      </w:r>
       <w:r>
         <w:rPr>
           <w:lang w:val="ru_RU" w:bidi="ru_RU"/>
         </w:rPr>
         <w:t xml:space="preserve">). Неубедительность этих аргументов видна из следующего: (1) это еврейское слово встречается в основном в нейтральном контексте; (2) часто это слово встречается в контексте, точно включающем в себя ферментированный напиток (например, </w:t>
       </w:r>
-      <w:hyperlink r:id="rId18">
-        <w:r>
-          <w:rPr>
-            <w:lang w:val="ru_RU" w:bidi="ru_RU"/>
-          </w:rPr>
-          <w:rPr>
-            <w:color w:val="0000EE"/>
-            <w:u w:val="single"/>
-          </w:rPr>
-          <w:t>Быт.27:28</w:t>
-        </w:r>
-      </w:hyperlink>
+      <w:r>
+        <w:rPr>
+          <w:lang w:val="ru_RU" w:bidi="ru_RU"/>
+        </w:rPr>
+        <w:t>Быт.27:28</w:t>
+      </w:r>
       <w:r>
         <w:rPr>
           <w:lang w:val="ru_RU" w:bidi="ru_RU"/>
         </w:rPr>
         <w:t xml:space="preserve">; </w:t>
       </w:r>
-      <w:hyperlink r:id="rId19">
-        <w:r>
-          <w:rPr>
-            <w:lang w:val="ru_RU" w:bidi="ru_RU"/>
-          </w:rPr>
-          <w:rPr>
-            <w:color w:val="0000EE"/>
-            <w:u w:val="single"/>
-          </w:rPr>
-          <w:t>Ос.4:11</w:t>
-        </w:r>
-      </w:hyperlink>
+      <w:r>
+        <w:rPr>
+          <w:lang w:val="ru_RU" w:bidi="ru_RU"/>
+        </w:rPr>
+        <w:t>Ос.4:11</w:t>
+      </w:r>
       <w:r>
         <w:rPr>
           <w:lang w:val="ru_RU" w:bidi="ru_RU"/>
         </w:rPr>
         <w:t xml:space="preserve">; </w:t>
       </w:r>
-      <w:hyperlink r:id="rId17">
-        <w:r>
-          <w:rPr>
-            <w:lang w:val="ru_RU" w:bidi="ru_RU"/>
-          </w:rPr>
-          <w:rPr>
-            <w:color w:val="0000EE"/>
-            <w:u w:val="single"/>
-          </w:rPr>
-          <w:t>Мих.6:15</w:t>
-        </w:r>
-      </w:hyperlink>
+      <w:r>
+        <w:rPr>
+          <w:lang w:val="ru_RU" w:bidi="ru_RU"/>
+        </w:rPr>
+        <w:t>Мих.6:15</w:t>
+      </w:r>
       <w:r>
         <w:rPr>
           <w:lang w:val="ru_RU" w:bidi="ru_RU"/>
@@ -681,18 +633,12 @@
         </w:rPr>
         <w:t>В западном Средиземноморье словом «вино» обозначали разбавленное водой вино. Если кто-то хотел указать на вино без воды, то необходимо было добавить слово «неразбавленное». Для греков пить вино в чистом виде считалось варварством. Однако есть свидетельства того, что в ветхозаветные времена вино употребляли без разбавления его с водой. Практика смешивания воды и вина не одобрялась. Вино, разбавленное водой, символизировало духовное прелюбодеяние (</w:t>
       </w:r>
-      <w:hyperlink r:id="rId20">
-        <w:r>
-          <w:rPr>
-            <w:lang w:val="ru_RU" w:bidi="ru_RU"/>
-          </w:rPr>
-          <w:rPr>
-            <w:color w:val="0000EE"/>
-            <w:u w:val="single"/>
-          </w:rPr>
-          <w:t>Ис.1:22</w:t>
-        </w:r>
-      </w:hyperlink>
+      <w:r>
+        <w:rPr>
+          <w:lang w:val="ru_RU" w:bidi="ru_RU"/>
+        </w:rPr>
+        <w:t>Ис.1:22</w:t>
+      </w:r>
       <w:r>
         <w:rPr>
           <w:lang w:val="ru_RU" w:bidi="ru_RU"/>
@@ -713,72 +659,48 @@
         </w:rPr>
         <w:t>Вино смешивали не только с водой, но и с другими ингредиентами, подобные тем, которые используют в коктейлях в наше время. Пример этого мы видим в Гомеровском гимне «К Деметре», где богиня отказалась пить чистое вино и предпочла, чтобы его разбавили с ячменной мукой, водой и мягкой мятой. Часто крепкое вино смешивали со слабым вином, в результате чего получали более крепкий напиток. Именно это слово в Библии подразумевается под словом «смешение» (</w:t>
       </w:r>
-      <w:hyperlink r:id="rId21">
-        <w:r>
-          <w:rPr>
-            <w:lang w:val="ru_RU" w:bidi="ru_RU"/>
-          </w:rPr>
-          <w:rPr>
-            <w:color w:val="0000EE"/>
-            <w:u w:val="single"/>
-          </w:rPr>
-          <w:t>Пс.74:9</w:t>
-        </w:r>
-      </w:hyperlink>
+      <w:r>
+        <w:rPr>
+          <w:lang w:val="ru_RU" w:bidi="ru_RU"/>
+        </w:rPr>
+        <w:t>Пс.74:9</w:t>
+      </w:r>
       <w:r>
         <w:rPr>
           <w:lang w:val="ru_RU" w:bidi="ru_RU"/>
         </w:rPr>
         <w:t xml:space="preserve">; </w:t>
       </w:r>
-      <w:hyperlink r:id="rId22">
-        <w:r>
-          <w:rPr>
-            <w:lang w:val="ru_RU" w:bidi="ru_RU"/>
-          </w:rPr>
-          <w:rPr>
-            <w:color w:val="0000EE"/>
-            <w:u w:val="single"/>
-          </w:rPr>
-          <w:t>Ис.5:22</w:t>
-        </w:r>
-      </w:hyperlink>
+      <w:r>
+        <w:rPr>
+          <w:lang w:val="ru_RU" w:bidi="ru_RU"/>
+        </w:rPr>
+        <w:t>Ис.5:22</w:t>
+      </w:r>
       <w:r>
         <w:rPr>
           <w:lang w:val="ru_RU" w:bidi="ru_RU"/>
         </w:rPr>
         <w:t xml:space="preserve">; </w:t>
       </w:r>
-      <w:hyperlink r:id="rId23">
-        <w:r>
-          <w:rPr>
-            <w:lang w:val="ru_RU" w:bidi="ru_RU"/>
-          </w:rPr>
-          <w:rPr>
-            <w:color w:val="0000EE"/>
-            <w:u w:val="single"/>
-          </w:rPr>
-          <w:t>Откр.18:6</w:t>
-        </w:r>
-      </w:hyperlink>
+      <w:r>
+        <w:rPr>
+          <w:lang w:val="ru_RU" w:bidi="ru_RU"/>
+        </w:rPr>
+        <w:t>Откр.18:6</w:t>
+      </w:r>
       <w:r>
         <w:rPr>
           <w:lang w:val="ru_RU" w:bidi="ru_RU"/>
         </w:rPr>
         <w:t xml:space="preserve">; </w:t>
       </w:r>
-      <w:hyperlink r:id="rId24">
-        <w:r>
-          <w:rPr>
-            <w:lang w:val="ru_RU" w:bidi="ru_RU"/>
-          </w:rPr>
-          <w:rPr>
-            <w:color w:val="0000EE"/>
-            <w:u w:val="single"/>
-          </w:rPr>
-          <w:t>Откр.19:13–15</w:t>
-        </w:r>
-      </w:hyperlink>
+      <w:r>
+        <w:rPr>
+          <w:lang w:val="ru_RU" w:bidi="ru_RU"/>
+        </w:rPr>
+        <w:t>Откр.19:13–15</w:t>
+      </w:r>
       <w:r>
         <w:rPr>
           <w:lang w:val="ru_RU" w:bidi="ru_RU"/>
@@ -837,216 +759,144 @@
         </w:rPr>
         <w:t xml:space="preserve">Как видно из вышесказанного, вино в Ветхом Завете не разбавлялось водой и к употреблению в умеренных количествах относились с благосклонностью. В книге </w:t>
       </w:r>
-      <w:hyperlink r:id="rId25">
-        <w:r>
-          <w:rPr>
-            <w:lang w:val="ru_RU" w:bidi="ru_RU"/>
-          </w:rPr>
-          <w:rPr>
-            <w:color w:val="0000EE"/>
-            <w:u w:val="single"/>
-          </w:rPr>
-          <w:t>Судьи 9:13</w:t>
-        </w:r>
-      </w:hyperlink>
+      <w:r>
+        <w:rPr>
+          <w:lang w:val="ru_RU" w:bidi="ru_RU"/>
+        </w:rPr>
+        <w:t>Судьи 9:13</w:t>
+      </w:r>
       <w:r>
         <w:rPr>
           <w:lang w:val="ru_RU" w:bidi="ru_RU"/>
         </w:rPr>
         <w:t xml:space="preserve"> вино описывается как «сок, который веселит богов и человеков». В </w:t>
       </w:r>
-      <w:hyperlink r:id="rId26">
-        <w:r>
-          <w:rPr>
-            <w:lang w:val="ru_RU" w:bidi="ru_RU"/>
-          </w:rPr>
-          <w:rPr>
-            <w:color w:val="0000EE"/>
-            <w:u w:val="single"/>
-          </w:rPr>
-          <w:t>Псалме 103:15</w:t>
-        </w:r>
-      </w:hyperlink>
+      <w:r>
+        <w:rPr>
+          <w:lang w:val="ru_RU" w:bidi="ru_RU"/>
+        </w:rPr>
+        <w:t>Псалме 103:15</w:t>
+      </w:r>
       <w:r>
         <w:rPr>
           <w:lang w:val="ru_RU" w:bidi="ru_RU"/>
         </w:rPr>
         <w:t xml:space="preserve"> о вине также написано: «...вино, которое веселит сердце человека...» (см. также </w:t>
       </w:r>
-      <w:hyperlink r:id="rId27">
-        <w:r>
-          <w:rPr>
-            <w:lang w:val="ru_RU" w:bidi="ru_RU"/>
-          </w:rPr>
-          <w:rPr>
-            <w:color w:val="0000EE"/>
-            <w:u w:val="single"/>
-          </w:rPr>
-          <w:t>Есф.1:10</w:t>
-        </w:r>
-      </w:hyperlink>
+      <w:r>
+        <w:rPr>
+          <w:lang w:val="ru_RU" w:bidi="ru_RU"/>
+        </w:rPr>
+        <w:t>Есф.1:10</w:t>
+      </w:r>
       <w:r>
         <w:rPr>
           <w:lang w:val="ru_RU" w:bidi="ru_RU"/>
         </w:rPr>
         <w:t xml:space="preserve">; </w:t>
       </w:r>
-      <w:hyperlink r:id="rId28">
-        <w:r>
-          <w:rPr>
-            <w:lang w:val="ru_RU" w:bidi="ru_RU"/>
-          </w:rPr>
-          <w:rPr>
-            <w:color w:val="0000EE"/>
-            <w:u w:val="single"/>
-          </w:rPr>
-          <w:t>Еккл.10:19</w:t>
-        </w:r>
-      </w:hyperlink>
+      <w:r>
+        <w:rPr>
+          <w:lang w:val="ru_RU" w:bidi="ru_RU"/>
+        </w:rPr>
+        <w:t>Еккл.10:19</w:t>
+      </w:r>
       <w:r>
         <w:rPr>
           <w:lang w:val="ru_RU" w:bidi="ru_RU"/>
         </w:rPr>
         <w:t xml:space="preserve">; </w:t>
       </w:r>
-      <w:hyperlink r:id="rId29">
-        <w:r>
-          <w:rPr>
-            <w:lang w:val="ru_RU" w:bidi="ru_RU"/>
-          </w:rPr>
-          <w:rPr>
-            <w:color w:val="0000EE"/>
-            <w:u w:val="single"/>
-          </w:rPr>
-          <w:t>Ис.55:1–2</w:t>
-        </w:r>
-      </w:hyperlink>
+      <w:r>
+        <w:rPr>
+          <w:lang w:val="ru_RU" w:bidi="ru_RU"/>
+        </w:rPr>
+        <w:t>Ис.55:1–2</w:t>
+      </w:r>
       <w:r>
         <w:rPr>
           <w:lang w:val="ru_RU" w:bidi="ru_RU"/>
         </w:rPr>
         <w:t xml:space="preserve">; </w:t>
       </w:r>
-      <w:hyperlink r:id="rId30">
-        <w:r>
-          <w:rPr>
-            <w:lang w:val="ru_RU" w:bidi="ru_RU"/>
-          </w:rPr>
-          <w:rPr>
-            <w:color w:val="0000EE"/>
-            <w:u w:val="single"/>
-          </w:rPr>
-          <w:t>Зах.10:7</w:t>
-        </w:r>
-      </w:hyperlink>
+      <w:r>
+        <w:rPr>
+          <w:lang w:val="ru_RU" w:bidi="ru_RU"/>
+        </w:rPr>
+        <w:t>Зах.10:7</w:t>
+      </w:r>
       <w:r>
         <w:rPr>
           <w:lang w:val="ru_RU" w:bidi="ru_RU"/>
         </w:rPr>
         <w:t>). Умеренное употребление вина было нормой жизни (</w:t>
       </w:r>
-      <w:hyperlink r:id="rId31">
-        <w:r>
-          <w:rPr>
-            <w:lang w:val="ru_RU" w:bidi="ru_RU"/>
-          </w:rPr>
-          <w:rPr>
-            <w:color w:val="0000EE"/>
-            <w:u w:val="single"/>
-          </w:rPr>
-          <w:t>Быт.14:18</w:t>
-        </w:r>
-      </w:hyperlink>
+      <w:r>
+        <w:rPr>
+          <w:lang w:val="ru_RU" w:bidi="ru_RU"/>
+        </w:rPr>
+        <w:t>Быт.14:18</w:t>
+      </w:r>
       <w:r>
         <w:rPr>
           <w:lang w:val="ru_RU" w:bidi="ru_RU"/>
         </w:rPr>
         <w:t xml:space="preserve">; </w:t>
       </w:r>
-      <w:hyperlink r:id="rId32">
-        <w:r>
-          <w:rPr>
-            <w:lang w:val="ru_RU" w:bidi="ru_RU"/>
-          </w:rPr>
-          <w:rPr>
-            <w:color w:val="0000EE"/>
-            <w:u w:val="single"/>
-          </w:rPr>
-          <w:t>Суд.19:19</w:t>
-        </w:r>
-      </w:hyperlink>
+      <w:r>
+        <w:rPr>
+          <w:lang w:val="ru_RU" w:bidi="ru_RU"/>
+        </w:rPr>
+        <w:t>Суд.19:19</w:t>
+      </w:r>
       <w:r>
         <w:rPr>
           <w:lang w:val="ru_RU" w:bidi="ru_RU"/>
         </w:rPr>
         <w:t xml:space="preserve">; </w:t>
       </w:r>
-      <w:hyperlink r:id="rId33">
-        <w:r>
-          <w:rPr>
-            <w:lang w:val="ru_RU" w:bidi="ru_RU"/>
-          </w:rPr>
-          <w:rPr>
-            <w:color w:val="0000EE"/>
-            <w:u w:val="single"/>
-          </w:rPr>
-          <w:t>1Цар.16:20</w:t>
-        </w:r>
-      </w:hyperlink>
+      <w:r>
+        <w:rPr>
+          <w:lang w:val="ru_RU" w:bidi="ru_RU"/>
+        </w:rPr>
+        <w:t>1Цар.16:20</w:t>
+      </w:r>
       <w:r>
         <w:rPr>
           <w:lang w:val="ru_RU" w:bidi="ru_RU"/>
         </w:rPr>
         <w:t>). Священникам и левитам, служащим в храме (</w:t>
       </w:r>
-      <w:hyperlink r:id="rId34">
-        <w:r>
-          <w:rPr>
-            <w:lang w:val="ru_RU" w:bidi="ru_RU"/>
-          </w:rPr>
-          <w:rPr>
-            <w:color w:val="0000EE"/>
-            <w:u w:val="single"/>
-          </w:rPr>
-          <w:t>Лев.10:8–9</w:t>
-        </w:r>
-      </w:hyperlink>
+      <w:r>
+        <w:rPr>
+          <w:lang w:val="ru_RU" w:bidi="ru_RU"/>
+        </w:rPr>
+        <w:t>Лев.10:8–9</w:t>
+      </w:r>
       <w:r>
         <w:rPr>
           <w:lang w:val="ru_RU" w:bidi="ru_RU"/>
         </w:rPr>
         <w:t>), назареям (</w:t>
       </w:r>
-      <w:hyperlink r:id="rId35">
-        <w:r>
-          <w:rPr>
-            <w:lang w:val="ru_RU" w:bidi="ru_RU"/>
-          </w:rPr>
-          <w:rPr>
-            <w:color w:val="0000EE"/>
-            <w:u w:val="single"/>
-          </w:rPr>
-          <w:t>Чис.6:3</w:t>
-        </w:r>
-      </w:hyperlink>
+      <w:r>
+        <w:rPr>
+          <w:lang w:val="ru_RU" w:bidi="ru_RU"/>
+        </w:rPr>
+        <w:t>Чис.6:3</w:t>
+      </w:r>
       <w:r>
         <w:rPr>
           <w:lang w:val="ru_RU" w:bidi="ru_RU"/>
         </w:rPr>
         <w:t>) и Рехавитам (</w:t>
       </w:r>
-      <w:hyperlink r:id="rId36">
-        <w:r>
-          <w:rPr>
-            <w:lang w:val="ru_RU" w:bidi="ru_RU"/>
-          </w:rPr>
-          <w:rPr>
-            <w:color w:val="0000EE"/>
-            <w:u w:val="single"/>
-          </w:rPr>
-          <w:t>Иер.35:1–6</w:t>
-        </w:r>
-      </w:hyperlink>
+      <w:r>
+        <w:rPr>
+          <w:lang w:val="ru_RU" w:bidi="ru_RU"/>
+        </w:rPr>
+        <w:t>Иер.35:1–6</w:t>
+      </w:r>
       <w:r>
         <w:rPr>
           <w:lang w:val="ru_RU" w:bidi="ru_RU"/>
@@ -1067,108 +917,72 @@
         </w:rPr>
         <w:t>В Ветхом Завете вино использовалось для разных целей. Вино использовалось для «возлияния» (</w:t>
       </w:r>
-      <w:hyperlink r:id="rId37">
-        <w:r>
-          <w:rPr>
-            <w:lang w:val="ru_RU" w:bidi="ru_RU"/>
-          </w:rPr>
-          <w:rPr>
-            <w:color w:val="0000EE"/>
-            <w:u w:val="single"/>
-          </w:rPr>
-          <w:t>Исх.29:40</w:t>
-        </w:r>
-      </w:hyperlink>
+      <w:r>
+        <w:rPr>
+          <w:lang w:val="ru_RU" w:bidi="ru_RU"/>
+        </w:rPr>
+        <w:t>Исх.29:40</w:t>
+      </w:r>
       <w:r>
         <w:rPr>
           <w:lang w:val="ru_RU" w:bidi="ru_RU"/>
         </w:rPr>
         <w:t xml:space="preserve">; </w:t>
       </w:r>
-      <w:hyperlink r:id="rId38">
-        <w:r>
-          <w:rPr>
-            <w:lang w:val="ru_RU" w:bidi="ru_RU"/>
-          </w:rPr>
-          <w:rPr>
-            <w:color w:val="0000EE"/>
-            <w:u w:val="single"/>
-          </w:rPr>
-          <w:t>Лев.23:13</w:t>
-        </w:r>
-      </w:hyperlink>
+      <w:r>
+        <w:rPr>
+          <w:lang w:val="ru_RU" w:bidi="ru_RU"/>
+        </w:rPr>
+        <w:t>Лев.23:13</w:t>
+      </w:r>
       <w:r>
         <w:rPr>
           <w:lang w:val="ru_RU" w:bidi="ru_RU"/>
         </w:rPr>
         <w:t>), и верующие регулярно приносили вино, когда совершали жертвоприношения (</w:t>
       </w:r>
-      <w:hyperlink r:id="rId39">
-        <w:r>
-          <w:rPr>
-            <w:lang w:val="ru_RU" w:bidi="ru_RU"/>
-          </w:rPr>
-          <w:rPr>
-            <w:color w:val="0000EE"/>
-            <w:u w:val="single"/>
-          </w:rPr>
-          <w:t>1Цар.1:24</w:t>
-        </w:r>
-      </w:hyperlink>
+      <w:r>
+        <w:rPr>
+          <w:lang w:val="ru_RU" w:bidi="ru_RU"/>
+        </w:rPr>
+        <w:t>1Цар.1:24</w:t>
+      </w:r>
       <w:r>
         <w:rPr>
           <w:lang w:val="ru_RU" w:bidi="ru_RU"/>
         </w:rPr>
         <w:t>). Кроме того, в храме имелся запас вина для жертвоприношений (</w:t>
       </w:r>
-      <w:hyperlink r:id="rId40">
-        <w:r>
-          <w:rPr>
-            <w:lang w:val="ru_RU" w:bidi="ru_RU"/>
-          </w:rPr>
-          <w:rPr>
-            <w:color w:val="0000EE"/>
-            <w:u w:val="single"/>
-          </w:rPr>
-          <w:t>1Пар.9:29</w:t>
-        </w:r>
-      </w:hyperlink>
+      <w:r>
+        <w:rPr>
+          <w:lang w:val="ru_RU" w:bidi="ru_RU"/>
+        </w:rPr>
+        <w:t>1Пар.9:29</w:t>
+      </w:r>
       <w:r>
         <w:rPr>
           <w:lang w:val="ru_RU" w:bidi="ru_RU"/>
         </w:rPr>
         <w:t>). Иногда вино использовалось для лечения ослабевших и больных (</w:t>
       </w:r>
-      <w:hyperlink r:id="rId41">
-        <w:r>
-          <w:rPr>
-            <w:lang w:val="ru_RU" w:bidi="ru_RU"/>
-          </w:rPr>
-          <w:rPr>
-            <w:color w:val="0000EE"/>
-            <w:u w:val="single"/>
-          </w:rPr>
-          <w:t>2Цар.16:2</w:t>
-        </w:r>
-      </w:hyperlink>
+      <w:r>
+        <w:rPr>
+          <w:lang w:val="ru_RU" w:bidi="ru_RU"/>
+        </w:rPr>
+        <w:t>2Цар.16:2</w:t>
+      </w:r>
       <w:r>
         <w:rPr>
           <w:lang w:val="ru_RU" w:bidi="ru_RU"/>
         </w:rPr>
         <w:t xml:space="preserve">; </w:t>
       </w:r>
-      <w:hyperlink r:id="rId42">
-        <w:r>
-          <w:rPr>
-            <w:lang w:val="ru_RU" w:bidi="ru_RU"/>
-          </w:rPr>
-          <w:rPr>
-            <w:color w:val="0000EE"/>
-            <w:u w:val="single"/>
-          </w:rPr>
-          <w:t>Пр.31:6</w:t>
-        </w:r>
-      </w:hyperlink>
+      <w:r>
+        <w:rPr>
+          <w:lang w:val="ru_RU" w:bidi="ru_RU"/>
+        </w:rPr>
+        <w:t>Пр.31:6</w:t>
+      </w:r>
       <w:r>
         <w:rPr>
           <w:lang w:val="ru_RU" w:bidi="ru_RU"/>
@@ -1189,108 +1003,72 @@
         </w:rPr>
         <w:t>Крепкий напиток (сикера) из Ветхого Завета, кажется, был как-то связан с месопотамским финиковым вином. Финиковое вино с высоким содержанием сахара, вероятно, содержало также большое количество алкоголя. Для обозначения крепких напитков использовалось одно еврейское слово (</w:t>
       </w:r>
-      <w:hyperlink r:id="rId43">
-        <w:r>
-          <w:rPr>
-            <w:lang w:val="ru_RU" w:bidi="ru_RU"/>
-          </w:rPr>
-          <w:rPr>
-            <w:color w:val="0000EE"/>
-            <w:u w:val="single"/>
-          </w:rPr>
-          <w:t>Лев.10:9</w:t>
-        </w:r>
-      </w:hyperlink>
+      <w:r>
+        <w:rPr>
+          <w:lang w:val="ru_RU" w:bidi="ru_RU"/>
+        </w:rPr>
+        <w:t>Лев.10:9</w:t>
+      </w:r>
       <w:r>
         <w:rPr>
           <w:lang w:val="ru_RU" w:bidi="ru_RU"/>
         </w:rPr>
         <w:t xml:space="preserve">; </w:t>
       </w:r>
-      <w:hyperlink r:id="rId44">
-        <w:r>
-          <w:rPr>
-            <w:lang w:val="ru_RU" w:bidi="ru_RU"/>
-          </w:rPr>
-          <w:rPr>
-            <w:color w:val="0000EE"/>
-            <w:u w:val="single"/>
-          </w:rPr>
-          <w:t>Втор.29:6</w:t>
-        </w:r>
-      </w:hyperlink>
+      <w:r>
+        <w:rPr>
+          <w:lang w:val="ru_RU" w:bidi="ru_RU"/>
+        </w:rPr>
+        <w:t>Втор.29:6</w:t>
+      </w:r>
       <w:r>
         <w:rPr>
           <w:lang w:val="ru_RU" w:bidi="ru_RU"/>
         </w:rPr>
         <w:t xml:space="preserve">; </w:t>
       </w:r>
-      <w:hyperlink r:id="rId45">
-        <w:r>
-          <w:rPr>
-            <w:lang w:val="ru_RU" w:bidi="ru_RU"/>
-          </w:rPr>
-          <w:rPr>
-            <w:color w:val="0000EE"/>
-            <w:u w:val="single"/>
-          </w:rPr>
-          <w:t>1Цар.1:15</w:t>
-        </w:r>
-      </w:hyperlink>
+      <w:r>
+        <w:rPr>
+          <w:lang w:val="ru_RU" w:bidi="ru_RU"/>
+        </w:rPr>
+        <w:t>1Цар.1:15</w:t>
+      </w:r>
       <w:r>
         <w:rPr>
           <w:lang w:val="ru_RU" w:bidi="ru_RU"/>
         </w:rPr>
         <w:t xml:space="preserve">; </w:t>
       </w:r>
-      <w:hyperlink r:id="rId46">
-        <w:r>
-          <w:rPr>
-            <w:lang w:val="ru_RU" w:bidi="ru_RU"/>
-          </w:rPr>
-          <w:rPr>
-            <w:color w:val="0000EE"/>
-            <w:u w:val="single"/>
-          </w:rPr>
-          <w:t>Пр.20:1</w:t>
-        </w:r>
-      </w:hyperlink>
+      <w:r>
+        <w:rPr>
+          <w:lang w:val="ru_RU" w:bidi="ru_RU"/>
+        </w:rPr>
+        <w:t>Пр.20:1</w:t>
+      </w:r>
       <w:r>
         <w:rPr>
           <w:lang w:val="ru_RU" w:bidi="ru_RU"/>
         </w:rPr>
         <w:t xml:space="preserve">; </w:t>
       </w:r>
-      <w:hyperlink r:id="rId42">
-        <w:r>
-          <w:rPr>
-            <w:lang w:val="ru_RU" w:bidi="ru_RU"/>
-          </w:rPr>
-          <w:rPr>
-            <w:color w:val="0000EE"/>
-            <w:u w:val="single"/>
-          </w:rPr>
-          <w:t>31:6</w:t>
-        </w:r>
-      </w:hyperlink>
+      <w:r>
+        <w:rPr>
+          <w:lang w:val="ru_RU" w:bidi="ru_RU"/>
+        </w:rPr>
+        <w:t>31:6</w:t>
+      </w:r>
       <w:r>
         <w:rPr>
           <w:lang w:val="ru_RU" w:bidi="ru_RU"/>
         </w:rPr>
         <w:t xml:space="preserve">; </w:t>
       </w:r>
-      <w:hyperlink r:id="rId47">
-        <w:r>
-          <w:rPr>
-            <w:lang w:val="ru_RU" w:bidi="ru_RU"/>
-          </w:rPr>
-          <w:rPr>
-            <w:color w:val="0000EE"/>
-            <w:u w:val="single"/>
-          </w:rPr>
-          <w:t>Ис.29:9</w:t>
-        </w:r>
-      </w:hyperlink>
+      <w:r>
+        <w:rPr>
+          <w:lang w:val="ru_RU" w:bidi="ru_RU"/>
+        </w:rPr>
+        <w:t>Ис.29:9</w:t>
+      </w:r>
       <w:r>
         <w:rPr>
           <w:lang w:val="ru_RU" w:bidi="ru_RU"/>
@@ -1311,90 +1089,60 @@
         </w:rPr>
         <w:t>В Ветхом Завете часто даётся негативная оценка чрезмерному употреблению вина. Пророк Исаия осуждал тех, кто слишком много пил (</w:t>
       </w:r>
-      <w:hyperlink r:id="rId48">
-        <w:r>
-          <w:rPr>
-            <w:lang w:val="ru_RU" w:bidi="ru_RU"/>
-          </w:rPr>
-          <w:rPr>
-            <w:color w:val="0000EE"/>
-            <w:u w:val="single"/>
-          </w:rPr>
-          <w:t>Ис.28:1–8</w:t>
-        </w:r>
-      </w:hyperlink>
+      <w:r>
+        <w:rPr>
+          <w:lang w:val="ru_RU" w:bidi="ru_RU"/>
+        </w:rPr>
+        <w:t>Ис.28:1–8</w:t>
+      </w:r>
       <w:r>
         <w:rPr>
           <w:lang w:val="ru_RU" w:bidi="ru_RU"/>
         </w:rPr>
         <w:t>). В Писании много предостережений о чрезмерном потреблении вина (</w:t>
       </w:r>
-      <w:hyperlink r:id="rId46">
-        <w:r>
-          <w:rPr>
-            <w:lang w:val="ru_RU" w:bidi="ru_RU"/>
-          </w:rPr>
-          <w:rPr>
-            <w:color w:val="0000EE"/>
-            <w:u w:val="single"/>
-          </w:rPr>
-          <w:t>Пр.20:1</w:t>
-        </w:r>
-      </w:hyperlink>
+      <w:r>
+        <w:rPr>
+          <w:lang w:val="ru_RU" w:bidi="ru_RU"/>
+        </w:rPr>
+        <w:t>Пр.20:1</w:t>
+      </w:r>
       <w:r>
         <w:rPr>
           <w:lang w:val="ru_RU" w:bidi="ru_RU"/>
         </w:rPr>
         <w:t xml:space="preserve">; </w:t>
       </w:r>
-      <w:hyperlink r:id="rId49">
-        <w:r>
-          <w:rPr>
-            <w:lang w:val="ru_RU" w:bidi="ru_RU"/>
-          </w:rPr>
-          <w:rPr>
-            <w:color w:val="0000EE"/>
-            <w:u w:val="single"/>
-          </w:rPr>
-          <w:t>21:17</w:t>
-        </w:r>
-      </w:hyperlink>
+      <w:r>
+        <w:rPr>
+          <w:lang w:val="ru_RU" w:bidi="ru_RU"/>
+        </w:rPr>
+        <w:t>21:17</w:t>
+      </w:r>
       <w:r>
         <w:rPr>
           <w:lang w:val="ru_RU" w:bidi="ru_RU"/>
         </w:rPr>
         <w:t xml:space="preserve">; </w:t>
       </w:r>
-      <w:hyperlink r:id="rId50">
-        <w:r>
-          <w:rPr>
-            <w:lang w:val="ru_RU" w:bidi="ru_RU"/>
-          </w:rPr>
-          <w:rPr>
-            <w:color w:val="0000EE"/>
-            <w:u w:val="single"/>
-          </w:rPr>
-          <w:t>23:20–21</w:t>
-        </w:r>
-      </w:hyperlink>
+      <w:r>
+        <w:rPr>
+          <w:lang w:val="ru_RU" w:bidi="ru_RU"/>
+        </w:rPr>
+        <w:t>23:20–21</w:t>
+      </w:r>
       <w:r>
         <w:rPr>
           <w:lang w:val="ru_RU" w:bidi="ru_RU"/>
         </w:rPr>
         <w:t xml:space="preserve">; </w:t>
       </w:r>
-      <w:hyperlink r:id="rId51">
-        <w:r>
-          <w:rPr>
-            <w:lang w:val="ru_RU" w:bidi="ru_RU"/>
-          </w:rPr>
-          <w:rPr>
-            <w:color w:val="0000EE"/>
-            <w:u w:val="single"/>
-          </w:rPr>
-          <w:t>23:32–34</w:t>
-        </w:r>
-      </w:hyperlink>
+      <w:r>
+        <w:rPr>
+          <w:lang w:val="ru_RU" w:bidi="ru_RU"/>
+        </w:rPr>
+        <w:t>23:32–34</w:t>
+      </w:r>
       <w:r>
         <w:rPr>
           <w:lang w:val="ru_RU" w:bidi="ru_RU"/>
@@ -1426,54 +1174,36 @@
         </w:rPr>
         <w:t>В Новом Завете вино представляло собой перебродивший напиток, разбавленный различным количеством воды. Его также смешивали с желчью (</w:t>
       </w:r>
-      <w:hyperlink r:id="rId52">
-        <w:r>
-          <w:rPr>
-            <w:lang w:val="ru_RU" w:bidi="ru_RU"/>
-          </w:rPr>
-          <w:rPr>
-            <w:color w:val="0000EE"/>
-            <w:u w:val="single"/>
-          </w:rPr>
-          <w:t>Мф.27:34</w:t>
-        </w:r>
-      </w:hyperlink>
+      <w:r>
+        <w:rPr>
+          <w:lang w:val="ru_RU" w:bidi="ru_RU"/>
+        </w:rPr>
+        <w:t>Мф.27:34</w:t>
+      </w:r>
       <w:r>
         <w:rPr>
           <w:lang w:val="ru_RU" w:bidi="ru_RU"/>
         </w:rPr>
         <w:t>) и смирной (</w:t>
       </w:r>
-      <w:hyperlink r:id="rId53">
-        <w:r>
-          <w:rPr>
-            <w:lang w:val="ru_RU" w:bidi="ru_RU"/>
-          </w:rPr>
-          <w:rPr>
-            <w:color w:val="0000EE"/>
-            <w:u w:val="single"/>
-          </w:rPr>
-          <w:t>Мк.15:23</w:t>
-        </w:r>
-      </w:hyperlink>
+      <w:r>
+        <w:rPr>
+          <w:lang w:val="ru_RU" w:bidi="ru_RU"/>
+        </w:rPr>
+        <w:t>Мк.15:23</w:t>
+      </w:r>
       <w:r>
         <w:rPr>
           <w:lang w:val="ru_RU" w:bidi="ru_RU"/>
         </w:rPr>
         <w:t>). Существуют убедительные факты о том, что вино, которое пили на Тайной вечере, было разбавлено водой, вероятно в пропорции три к одному в соответствии с предписаниями Мишны. Выражение «плод виноградной лозы» (</w:t>
       </w:r>
-      <w:hyperlink r:id="rId54">
-        <w:r>
-          <w:rPr>
-            <w:lang w:val="ru_RU" w:bidi="ru_RU"/>
-          </w:rPr>
-          <w:rPr>
-            <w:color w:val="0000EE"/>
-            <w:u w:val="single"/>
-          </w:rPr>
-          <w:t>Мф.26:27–29</w:t>
-        </w:r>
-      </w:hyperlink>
+      <w:r>
+        <w:rPr>
+          <w:lang w:val="ru_RU" w:bidi="ru_RU"/>
+        </w:rPr>
+        <w:t>Мф.26:27–29</w:t>
+      </w:r>
       <w:r>
         <w:rPr>
           <w:lang w:val="ru_RU" w:bidi="ru_RU"/>
@@ -1494,72 +1224,48 @@
         </w:rPr>
         <w:t>В Новом Завете, как и в Ветхом, осуждается чрезмерное потребление вина. Библия предупреждает о том, что не стоит упиваться вином (</w:t>
       </w:r>
-      <w:hyperlink r:id="rId55">
-        <w:r>
-          <w:rPr>
-            <w:lang w:val="ru_RU" w:bidi="ru_RU"/>
-          </w:rPr>
-          <w:rPr>
-            <w:color w:val="0000EE"/>
-            <w:u w:val="single"/>
-          </w:rPr>
-          <w:t>Еф.5:18</w:t>
-        </w:r>
-      </w:hyperlink>
+      <w:r>
+        <w:rPr>
+          <w:lang w:val="ru_RU" w:bidi="ru_RU"/>
+        </w:rPr>
+        <w:t>Еф.5:18</w:t>
+      </w:r>
       <w:r>
         <w:rPr>
           <w:lang w:val="ru_RU" w:bidi="ru_RU"/>
         </w:rPr>
         <w:t xml:space="preserve">; </w:t>
       </w:r>
-      <w:hyperlink r:id="rId56">
-        <w:r>
-          <w:rPr>
-            <w:lang w:val="ru_RU" w:bidi="ru_RU"/>
-          </w:rPr>
-          <w:rPr>
-            <w:color w:val="0000EE"/>
-            <w:u w:val="single"/>
-          </w:rPr>
-          <w:t>1Пет.4:3</w:t>
-        </w:r>
-      </w:hyperlink>
+      <w:r>
+        <w:rPr>
+          <w:lang w:val="ru_RU" w:bidi="ru_RU"/>
+        </w:rPr>
+        <w:t>1Пет.4:3</w:t>
+      </w:r>
       <w:r>
         <w:rPr>
           <w:lang w:val="ru_RU" w:bidi="ru_RU"/>
         </w:rPr>
         <w:t>). Лидеры церкви должны были проявлять умеренность в потреблении вина (</w:t>
       </w:r>
-      <w:hyperlink r:id="rId57">
-        <w:r>
-          <w:rPr>
-            <w:lang w:val="ru_RU" w:bidi="ru_RU"/>
-          </w:rPr>
-          <w:rPr>
-            <w:color w:val="0000EE"/>
-            <w:u w:val="single"/>
-          </w:rPr>
-          <w:t>1Тим.3:3, 8</w:t>
-        </w:r>
-      </w:hyperlink>
+      <w:r>
+        <w:rPr>
+          <w:lang w:val="ru_RU" w:bidi="ru_RU"/>
+        </w:rPr>
+        <w:t>1Тим.3:3, 8</w:t>
+      </w:r>
       <w:r>
         <w:rPr>
           <w:lang w:val="ru_RU" w:bidi="ru_RU"/>
         </w:rPr>
         <w:t xml:space="preserve">; </w:t>
       </w:r>
-      <w:hyperlink r:id="rId58">
-        <w:r>
-          <w:rPr>
-            <w:lang w:val="ru_RU" w:bidi="ru_RU"/>
-          </w:rPr>
-          <w:rPr>
-            <w:color w:val="0000EE"/>
-            <w:u w:val="single"/>
-          </w:rPr>
-          <w:t>Тит.1:7</w:t>
-        </w:r>
-      </w:hyperlink>
+      <w:r>
+        <w:rPr>
+          <w:lang w:val="ru_RU" w:bidi="ru_RU"/>
+        </w:rPr>
+        <w:t>Тит.1:7</w:t>
+      </w:r>
       <w:r>
         <w:rPr>
           <w:lang w:val="ru_RU" w:bidi="ru_RU"/>
@@ -1673,36 +1379,24 @@
         </w:rPr>
         <w:t>Вода покрывала землю с самого начала её сотворения, после чего Бог вывел из неё сушу (</w:t>
       </w:r>
-      <w:hyperlink r:id="rId59">
-        <w:r>
-          <w:rPr>
-            <w:lang w:val="ru_RU" w:bidi="ru_RU"/>
-          </w:rPr>
-          <w:rPr>
-            <w:color w:val="0000EE"/>
-            <w:u w:val="single"/>
-          </w:rPr>
-          <w:t>Быт.1:9–10</w:t>
-        </w:r>
-      </w:hyperlink>
+      <w:r>
+        <w:rPr>
+          <w:lang w:val="ru_RU" w:bidi="ru_RU"/>
+        </w:rPr>
+        <w:t>Быт.1:9–10</w:t>
+      </w:r>
       <w:r>
         <w:rPr>
           <w:lang w:val="ru_RU" w:bidi="ru_RU"/>
         </w:rPr>
         <w:t>), как сказал Пётр: «вначале словом Божиим небеса и земля составлены из воды и водою» (</w:t>
       </w:r>
-      <w:hyperlink r:id="rId60">
-        <w:r>
-          <w:rPr>
-            <w:lang w:val="ru_RU" w:bidi="ru_RU"/>
-          </w:rPr>
-          <w:rPr>
-            <w:color w:val="0000EE"/>
-            <w:u w:val="single"/>
-          </w:rPr>
-          <w:t>2Пет.3:5</w:t>
-        </w:r>
-      </w:hyperlink>
+      <w:r>
+        <w:rPr>
+          <w:lang w:val="ru_RU" w:bidi="ru_RU"/>
+        </w:rPr>
+        <w:t>2Пет.3:5</w:t>
+      </w:r>
       <w:r>
         <w:rPr>
           <w:lang w:val="ru_RU" w:bidi="ru_RU"/>
@@ -1723,54 +1417,36 @@
         </w:rPr>
         <w:t>Когда Господь создал Эдемский сад, Он поместил в него реку для орошения. Река расходилась на четыре реки. Две из них мы можем назвать и сейчас: это Евфрат и Тигр. Благодаря этим рекам сельское хозяйство Месопотамии процветало в древние времена и хорошо развито настоящее время (</w:t>
       </w:r>
-      <w:hyperlink r:id="rId61">
-        <w:r>
-          <w:rPr>
-            <w:lang w:val="ru_RU" w:bidi="ru_RU"/>
-          </w:rPr>
-          <w:rPr>
-            <w:color w:val="0000EE"/>
-            <w:u w:val="single"/>
-          </w:rPr>
-          <w:t>Быт.2:10–14</w:t>
-        </w:r>
-      </w:hyperlink>
+      <w:r>
+        <w:rPr>
+          <w:lang w:val="ru_RU" w:bidi="ru_RU"/>
+        </w:rPr>
+        <w:t>Быт.2:10–14</w:t>
+      </w:r>
       <w:r>
         <w:rPr>
           <w:lang w:val="ru_RU" w:bidi="ru_RU"/>
         </w:rPr>
         <w:t xml:space="preserve">). В библейском повествовании говорится, что на раннем этапе существования земли не было дождя и она орошалась паром (ст. </w:t>
       </w:r>
-      <w:hyperlink r:id="rId62">
-        <w:r>
-          <w:rPr>
-            <w:lang w:val="ru_RU" w:bidi="ru_RU"/>
-          </w:rPr>
-          <w:rPr>
-            <w:color w:val="0000EE"/>
-            <w:u w:val="single"/>
-          </w:rPr>
-          <w:t>5–6</w:t>
-        </w:r>
-      </w:hyperlink>
+      <w:r>
+        <w:rPr>
+          <w:lang w:val="ru_RU" w:bidi="ru_RU"/>
+        </w:rPr>
+        <w:t>5–6</w:t>
+      </w:r>
       <w:r>
         <w:rPr>
           <w:lang w:val="ru_RU" w:bidi="ru_RU"/>
         </w:rPr>
         <w:t>). Из-за грехов людей во времена Ноя Господь уничтожил «тогдашний мир» посредством огромных масс движущейся воды (</w:t>
       </w:r>
-      <w:hyperlink r:id="rId63">
-        <w:r>
-          <w:rPr>
-            <w:lang w:val="ru_RU" w:bidi="ru_RU"/>
-          </w:rPr>
-          <w:rPr>
-            <w:color w:val="0000EE"/>
-            <w:u w:val="single"/>
-          </w:rPr>
-          <w:t>2Пет.3:6</w:t>
-        </w:r>
-      </w:hyperlink>
+      <w:r>
+        <w:rPr>
+          <w:lang w:val="ru_RU" w:bidi="ru_RU"/>
+        </w:rPr>
+        <w:t>2Пет.3:6</w:t>
+      </w:r>
       <w:r>
         <w:rPr>
           <w:lang w:val="ru_RU" w:bidi="ru_RU"/>
@@ -1791,18 +1467,12 @@
         </w:rPr>
         <w:t>На Ближнем Востоке вода имела огромное значение, поскольку на этой территории выпадало незначительное количество осадков. Так в Египте, в районе Каира, среднегодовое количество осадков составляло от двух до четырех дюймов (5,1–10,2 сантиметров), а в Асуане оно вообще было равно нулю. Египет орошался рекой Нил, которая наполнялась за счёт экваториальных дождей, тогда как Палестина «от дождя небесного напоялась водой» (</w:t>
       </w:r>
-      <w:hyperlink r:id="rId64">
-        <w:r>
-          <w:rPr>
-            <w:lang w:val="ru_RU" w:bidi="ru_RU"/>
-          </w:rPr>
-          <w:rPr>
-            <w:color w:val="0000EE"/>
-            <w:u w:val="single"/>
-          </w:rPr>
-          <w:t>Втор.11:10–11</w:t>
-        </w:r>
-      </w:hyperlink>
+      <w:r>
+        <w:rPr>
+          <w:lang w:val="ru_RU" w:bidi="ru_RU"/>
+        </w:rPr>
+        <w:t>Втор.11:10–11</w:t>
+      </w:r>
       <w:r>
         <w:rPr>
           <w:lang w:val="ru_RU" w:bidi="ru_RU"/>
@@ -1823,162 +1493,108 @@
         </w:rPr>
         <w:t>В Писании вода имеет разные символические значения. Так, например, праведник подобен дереву, посаженному у потоков вод (</w:t>
       </w:r>
-      <w:hyperlink r:id="rId65">
-        <w:r>
-          <w:rPr>
-            <w:lang w:val="ru_RU" w:bidi="ru_RU"/>
-          </w:rPr>
-          <w:rPr>
-            <w:color w:val="0000EE"/>
-            <w:u w:val="single"/>
-          </w:rPr>
-          <w:t>Пс.1:3</w:t>
-        </w:r>
-      </w:hyperlink>
+      <w:r>
+        <w:rPr>
+          <w:lang w:val="ru_RU" w:bidi="ru_RU"/>
+        </w:rPr>
+        <w:t>Пс.1:3</w:t>
+      </w:r>
       <w:r>
         <w:rPr>
           <w:lang w:val="ru_RU" w:bidi="ru_RU"/>
         </w:rPr>
         <w:t xml:space="preserve">; </w:t>
       </w:r>
-      <w:hyperlink r:id="rId66">
-        <w:r>
-          <w:rPr>
-            <w:lang w:val="ru_RU" w:bidi="ru_RU"/>
-          </w:rPr>
-          <w:rPr>
-            <w:color w:val="0000EE"/>
-            <w:u w:val="single"/>
-          </w:rPr>
-          <w:t>Иер.17:8</w:t>
-        </w:r>
-      </w:hyperlink>
+      <w:r>
+        <w:rPr>
+          <w:lang w:val="ru_RU" w:bidi="ru_RU"/>
+        </w:rPr>
+        <w:t>Иер.17:8</w:t>
+      </w:r>
       <w:r>
         <w:rPr>
           <w:lang w:val="ru_RU" w:bidi="ru_RU"/>
         </w:rPr>
         <w:t>). Душа может жаждать Бога так же, как воды: «Тебя жаждет душа моя, по Тебе томится плоть моя в земле пустой, иссохшей и безводной» (</w:t>
       </w:r>
-      <w:hyperlink r:id="rId67">
-        <w:r>
-          <w:rPr>
-            <w:lang w:val="ru_RU" w:bidi="ru_RU"/>
-          </w:rPr>
-          <w:rPr>
-            <w:color w:val="0000EE"/>
-            <w:u w:val="single"/>
-          </w:rPr>
-          <w:t>Пс.62:2</w:t>
-        </w:r>
-      </w:hyperlink>
+      <w:r>
+        <w:rPr>
+          <w:lang w:val="ru_RU" w:bidi="ru_RU"/>
+        </w:rPr>
+        <w:t>Пс.62:2</w:t>
+      </w:r>
       <w:r>
         <w:rPr>
           <w:lang w:val="ru_RU" w:bidi="ru_RU"/>
         </w:rPr>
         <w:t>); «душа моя - к Тебе, как жаждущая земля» (</w:t>
       </w:r>
-      <w:hyperlink r:id="rId68">
-        <w:r>
-          <w:rPr>
-            <w:lang w:val="ru_RU" w:bidi="ru_RU"/>
-          </w:rPr>
-          <w:rPr>
-            <w:color w:val="0000EE"/>
-            <w:u w:val="single"/>
-          </w:rPr>
-          <w:t>Пс.142:6</w:t>
-        </w:r>
-      </w:hyperlink>
+      <w:r>
+        <w:rPr>
+          <w:lang w:val="ru_RU" w:bidi="ru_RU"/>
+        </w:rPr>
+        <w:t>Пс.142:6</w:t>
+      </w:r>
       <w:r>
         <w:rPr>
           <w:lang w:val="ru_RU" w:bidi="ru_RU"/>
         </w:rPr>
         <w:t>). Только Иисус способен утолить нашу жажду; Он говорит: «Кто жаждет, иди ко Мне и пей. Кто верует в Меня, у того, как сказано в Писании, из чрева потекут реки воды живой» (</w:t>
       </w:r>
-      <w:hyperlink r:id="rId69">
-        <w:r>
-          <w:rPr>
-            <w:lang w:val="ru_RU" w:bidi="ru_RU"/>
-          </w:rPr>
-          <w:rPr>
-            <w:color w:val="0000EE"/>
-            <w:u w:val="single"/>
-          </w:rPr>
-          <w:t>Ин.7:37–38</w:t>
-        </w:r>
-      </w:hyperlink>
+      <w:r>
+        <w:rPr>
+          <w:lang w:val="ru_RU" w:bidi="ru_RU"/>
+        </w:rPr>
+        <w:t>Ин.7:37–38</w:t>
+      </w:r>
       <w:r>
         <w:rPr>
           <w:lang w:val="ru_RU" w:bidi="ru_RU"/>
         </w:rPr>
         <w:t>). Иисус также говорит: «Кто будет пить воду, которую Я дам ему, тот не будет жаждать вовек, но вода, которую Я дам ему, сделается в нём источником воды, текущей в жизнь вечную» (Ин.</w:t>
       </w:r>
-      <w:hyperlink r:id="rId70">
-        <w:r>
-          <w:rPr>
-            <w:lang w:val="ru_RU" w:bidi="ru_RU"/>
-          </w:rPr>
-          <w:rPr>
-            <w:color w:val="0000EE"/>
-            <w:u w:val="single"/>
-          </w:rPr>
-          <w:t>4:14</w:t>
-        </w:r>
-      </w:hyperlink>
+      <w:r>
+        <w:rPr>
+          <w:lang w:val="ru_RU" w:bidi="ru_RU"/>
+        </w:rPr>
+        <w:t>4:14</w:t>
+      </w:r>
       <w:r>
         <w:rPr>
           <w:lang w:val="ru_RU" w:bidi="ru_RU"/>
         </w:rPr>
         <w:t>). Дух Иисуса - это духовная вода, способная утолить жажду человеческого духа (Ин.</w:t>
       </w:r>
-      <w:hyperlink r:id="rId71">
-        <w:r>
-          <w:rPr>
-            <w:lang w:val="ru_RU" w:bidi="ru_RU"/>
-          </w:rPr>
-          <w:rPr>
-            <w:color w:val="0000EE"/>
-            <w:u w:val="single"/>
-          </w:rPr>
-          <w:t>7:38–39</w:t>
-        </w:r>
-      </w:hyperlink>
+      <w:r>
+        <w:rPr>
+          <w:lang w:val="ru_RU" w:bidi="ru_RU"/>
+        </w:rPr>
+        <w:t>7:38–39</w:t>
+      </w:r>
       <w:r>
         <w:rPr>
           <w:lang w:val="ru_RU" w:bidi="ru_RU"/>
         </w:rPr>
         <w:t>). И Слово Божье – это вода, благодаря которой происходит наше духовное очищение. Господь говорит, что Его Церковь очищена «банею водной, посредством слова» (</w:t>
       </w:r>
-      <w:hyperlink r:id="rId72">
-        <w:r>
-          <w:rPr>
-            <w:lang w:val="ru_RU" w:bidi="ru_RU"/>
-          </w:rPr>
-          <w:rPr>
-            <w:color w:val="0000EE"/>
-            <w:u w:val="single"/>
-          </w:rPr>
-          <w:t>Еф.5:26</w:t>
-        </w:r>
-      </w:hyperlink>
+      <w:r>
+        <w:rPr>
+          <w:lang w:val="ru_RU" w:bidi="ru_RU"/>
+        </w:rPr>
+        <w:t>Еф.5:26</w:t>
+      </w:r>
       <w:r>
         <w:rPr>
           <w:lang w:val="ru_RU" w:bidi="ru_RU"/>
         </w:rPr>
         <w:t>). Павел пишет, что Бог спас нас Святым Духом «банею возрождения и обновления» (</w:t>
       </w:r>
-      <w:hyperlink r:id="rId73">
-        <w:r>
-          <w:rPr>
-            <w:lang w:val="ru_RU" w:bidi="ru_RU"/>
-          </w:rPr>
-          <w:rPr>
-            <w:color w:val="0000EE"/>
-            <w:u w:val="single"/>
-          </w:rPr>
-          <w:t>Тит.3:5</w:t>
-        </w:r>
-      </w:hyperlink>
+      <w:r>
+        <w:rPr>
+          <w:lang w:val="ru_RU" w:bidi="ru_RU"/>
+        </w:rPr>
+        <w:t>Тит.3:5</w:t>
+      </w:r>
       <w:r>
         <w:rPr>
           <w:lang w:val="ru_RU" w:bidi="ru_RU"/>
@@ -1999,54 +1615,36 @@
         </w:rPr>
         <w:t>В одной из последних глав Писания Господь провозглашает: «Жаждущему дам даром от источника воды живой!» (</w:t>
       </w:r>
-      <w:hyperlink r:id="rId74">
-        <w:r>
-          <w:rPr>
-            <w:lang w:val="ru_RU" w:bidi="ru_RU"/>
-          </w:rPr>
-          <w:rPr>
-            <w:color w:val="0000EE"/>
-            <w:u w:val="single"/>
-          </w:rPr>
-          <w:t>Откр.21:6</w:t>
-        </w:r>
-      </w:hyperlink>
+      <w:r>
+        <w:rPr>
+          <w:lang w:val="ru_RU" w:bidi="ru_RU"/>
+        </w:rPr>
+        <w:t>Откр.21:6</w:t>
+      </w:r>
       <w:r>
         <w:rPr>
           <w:lang w:val="ru_RU" w:bidi="ru_RU"/>
         </w:rPr>
         <w:t>). Описывая Небесный Иерусалим, Иоанн говорит о реке, где течёт вода жизни: «И показал мне чистую реку воды жизни, светлую, как кристалл, исходящую от престола Бога и Агнца» (Откр.</w:t>
       </w:r>
-      <w:hyperlink r:id="rId75">
-        <w:r>
-          <w:rPr>
-            <w:lang w:val="ru_RU" w:bidi="ru_RU"/>
-          </w:rPr>
-          <w:rPr>
-            <w:color w:val="0000EE"/>
-            <w:u w:val="single"/>
-          </w:rPr>
-          <w:t>22:1–2</w:t>
-        </w:r>
-      </w:hyperlink>
+      <w:r>
+        <w:rPr>
+          <w:lang w:val="ru_RU" w:bidi="ru_RU"/>
+        </w:rPr>
+        <w:t>22:1–2</w:t>
+      </w:r>
       <w:r>
         <w:rPr>
           <w:lang w:val="ru_RU" w:bidi="ru_RU"/>
         </w:rPr>
         <w:t>). Последний призыв в Писании звучит так: «Жаждущий пусть приходит, и желающий пусть берёт воду жизни даром» (Откр.22:</w:t>
       </w:r>
-      <w:hyperlink r:id="rId76">
-        <w:r>
-          <w:rPr>
-            <w:lang w:val="ru_RU" w:bidi="ru_RU"/>
-          </w:rPr>
-          <w:rPr>
-            <w:color w:val="0000EE"/>
-            <w:u w:val="single"/>
-          </w:rPr>
-          <w:t>17</w:t>
-        </w:r>
-      </w:hyperlink>
+      <w:r>
+        <w:rPr>
+          <w:lang w:val="ru_RU" w:bidi="ru_RU"/>
+        </w:rPr>
+        <w:t>17</w:t>
+      </w:r>
       <w:r>
         <w:rPr>
           <w:lang w:val="ru_RU" w:bidi="ru_RU"/>
@@ -2101,36 +1699,24 @@
         </w:rPr>
         <w:t>Духовное перерождение, производящее новое начало. Имеется в виду новая жизнь, которую получает человек, принявший Христа (</w:t>
       </w:r>
-      <w:hyperlink r:id="rId73">
-        <w:r>
-          <w:rPr>
-            <w:lang w:val="ru_RU" w:bidi="ru_RU"/>
-          </w:rPr>
-          <w:rPr>
-            <w:color w:val="0000EE"/>
-            <w:u w:val="single"/>
-          </w:rPr>
-          <w:t>Тит.3:5</w:t>
-        </w:r>
-      </w:hyperlink>
+      <w:r>
+        <w:rPr>
+          <w:lang w:val="ru_RU" w:bidi="ru_RU"/>
+        </w:rPr>
+        <w:t>Тит.3:5</w:t>
+      </w:r>
       <w:r>
         <w:rPr>
           <w:lang w:val="ru_RU" w:bidi="ru_RU"/>
         </w:rPr>
         <w:t>), а также новый порядок, который будет установлен по возвращении Христа (</w:t>
       </w:r>
-      <w:hyperlink r:id="rId77">
-        <w:r>
-          <w:rPr>
-            <w:lang w:val="ru_RU" w:bidi="ru_RU"/>
-          </w:rPr>
-          <w:rPr>
-            <w:color w:val="0000EE"/>
-            <w:u w:val="single"/>
-          </w:rPr>
-          <w:t>Мф.19:28</w:t>
-        </w:r>
-      </w:hyperlink>
+      <w:r>
+        <w:rPr>
+          <w:lang w:val="ru_RU" w:bidi="ru_RU"/>
+        </w:rPr>
+        <w:t>Мф.19:28</w:t>
+      </w:r>
       <w:r>
         <w:rPr>
           <w:lang w:val="ru_RU" w:bidi="ru_RU"/>
@@ -2151,108 +1737,72 @@
         </w:rPr>
         <w:t>Светские авторы тоже писали о возрождении. Например, философы-стоики считали, что возродиться - значит вернуться к прежнему состоянию бытия. Они называли «возрождением» годовой цикл смены времён года. Для библейских авторов под «возрождением» понимается обновление, происходящее на более высоком уровне. Это не просто восстановление прежнего состояния, но абсолютно новое начало. Это перерождение, производящее в человеке огромные изменения. Возрождение происходит благодаря работе Святого Духа, разрушающего господство греха и формирующего святое поведение и желания. Возрождённый человек начинает свободно и радостно исполнять Божью волю. Конечной целью возрождения является создание нового неба и земли, которые будут полностью праведными и безгрешными (</w:t>
       </w:r>
-      <w:hyperlink r:id="rId78">
-        <w:r>
-          <w:rPr>
-            <w:lang w:val="ru_RU" w:bidi="ru_RU"/>
-          </w:rPr>
-          <w:rPr>
-            <w:color w:val="0000EE"/>
-            <w:u w:val="single"/>
-          </w:rPr>
-          <w:t>2Пет.3:13</w:t>
-        </w:r>
-      </w:hyperlink>
+      <w:r>
+        <w:rPr>
+          <w:lang w:val="ru_RU" w:bidi="ru_RU"/>
+        </w:rPr>
+        <w:t>2Пет.3:13</w:t>
+      </w:r>
       <w:r>
         <w:rPr>
           <w:lang w:val="ru_RU" w:bidi="ru_RU"/>
         </w:rPr>
         <w:t>). Нынешняя работа Святого Духа в верующем является лишь предвкушением будущих глобальных преобразований (</w:t>
       </w:r>
-      <w:hyperlink r:id="rId79">
-        <w:r>
-          <w:rPr>
-            <w:lang w:val="ru_RU" w:bidi="ru_RU"/>
-          </w:rPr>
-          <w:rPr>
-            <w:color w:val="0000EE"/>
-            <w:u w:val="single"/>
-          </w:rPr>
-          <w:t>Еф.1:13–14</w:t>
-        </w:r>
-      </w:hyperlink>
+      <w:r>
+        <w:rPr>
+          <w:lang w:val="ru_RU" w:bidi="ru_RU"/>
+        </w:rPr>
+        <w:t>Еф.1:13–14</w:t>
+      </w:r>
       <w:r>
         <w:rPr>
           <w:lang w:val="ru_RU" w:bidi="ru_RU"/>
         </w:rPr>
         <w:t>). И хотя новое небо и новая земля пока ещё в будущем, возрождение Божьего народа, предсказанное ветхозаветными пророками, становится реальностью уже сейчас (</w:t>
       </w:r>
-      <w:hyperlink r:id="rId80">
-        <w:r>
-          <w:rPr>
-            <w:lang w:val="ru_RU" w:bidi="ru_RU"/>
-          </w:rPr>
-          <w:rPr>
-            <w:color w:val="0000EE"/>
-            <w:u w:val="single"/>
-          </w:rPr>
-          <w:t>Ис.65:17</w:t>
-        </w:r>
-      </w:hyperlink>
+      <w:r>
+        <w:rPr>
+          <w:lang w:val="ru_RU" w:bidi="ru_RU"/>
+        </w:rPr>
+        <w:t>Ис.65:17</w:t>
+      </w:r>
       <w:r>
         <w:rPr>
           <w:lang w:val="ru_RU" w:bidi="ru_RU"/>
         </w:rPr>
         <w:t xml:space="preserve">; </w:t>
       </w:r>
-      <w:hyperlink r:id="rId81">
-        <w:r>
-          <w:rPr>
-            <w:lang w:val="ru_RU" w:bidi="ru_RU"/>
-          </w:rPr>
-          <w:rPr>
-            <w:color w:val="0000EE"/>
-            <w:u w:val="single"/>
-          </w:rPr>
-          <w:t>66:22</w:t>
-        </w:r>
-      </w:hyperlink>
+      <w:r>
+        <w:rPr>
+          <w:lang w:val="ru_RU" w:bidi="ru_RU"/>
+        </w:rPr>
+        <w:t>66:22</w:t>
+      </w:r>
       <w:r>
         <w:rPr>
           <w:lang w:val="ru_RU" w:bidi="ru_RU"/>
         </w:rPr>
         <w:t xml:space="preserve">; </w:t>
       </w:r>
-      <w:hyperlink r:id="rId78">
-        <w:r>
-          <w:rPr>
-            <w:lang w:val="ru_RU" w:bidi="ru_RU"/>
-          </w:rPr>
-          <w:rPr>
-            <w:color w:val="0000EE"/>
-            <w:u w:val="single"/>
-          </w:rPr>
-          <w:t>2Пет.3:13</w:t>
-        </w:r>
-      </w:hyperlink>
+      <w:r>
+        <w:rPr>
+          <w:lang w:val="ru_RU" w:bidi="ru_RU"/>
+        </w:rPr>
+        <w:t>2Пет.3:13</w:t>
+      </w:r>
       <w:r>
         <w:rPr>
           <w:lang w:val="ru_RU" w:bidi="ru_RU"/>
         </w:rPr>
         <w:t xml:space="preserve">; </w:t>
       </w:r>
-      <w:hyperlink r:id="rId82">
-        <w:r>
-          <w:rPr>
-            <w:lang w:val="ru_RU" w:bidi="ru_RU"/>
-          </w:rPr>
-          <w:rPr>
-            <w:color w:val="0000EE"/>
-            <w:u w:val="single"/>
-          </w:rPr>
-          <w:t>Откр.21:1</w:t>
-        </w:r>
-      </w:hyperlink>
+      <w:r>
+        <w:rPr>
+          <w:lang w:val="ru_RU" w:bidi="ru_RU"/>
+        </w:rPr>
+        <w:t>Откр.21:1</w:t>
+      </w:r>
       <w:r>
         <w:rPr>
           <w:lang w:val="ru_RU" w:bidi="ru_RU"/>
@@ -2273,90 +1823,60 @@
         </w:rPr>
         <w:t>Благодаря духовному перерождению верующий получает новую жизнь от Бога. Верующий человек рождается от Бога (</w:t>
       </w:r>
-      <w:hyperlink r:id="rId83">
-        <w:r>
-          <w:rPr>
-            <w:lang w:val="ru_RU" w:bidi="ru_RU"/>
-          </w:rPr>
-          <w:rPr>
-            <w:color w:val="0000EE"/>
-            <w:u w:val="single"/>
-          </w:rPr>
-          <w:t>Ин.1:12–13</w:t>
-        </w:r>
-      </w:hyperlink>
+      <w:r>
+        <w:rPr>
+          <w:lang w:val="ru_RU" w:bidi="ru_RU"/>
+        </w:rPr>
+        <w:t>Ин.1:12–13</w:t>
+      </w:r>
       <w:r>
         <w:rPr>
           <w:lang w:val="ru_RU" w:bidi="ru_RU"/>
         </w:rPr>
         <w:t>). Стать участником Божьего Царства и получить Божий Дух можно только родившись от Него. Отражать Божий праведный характер способен только тот, кто родился в Его семье (</w:t>
       </w:r>
-      <w:hyperlink r:id="rId84">
-        <w:r>
-          <w:rPr>
-            <w:lang w:val="ru_RU" w:bidi="ru_RU"/>
-          </w:rPr>
-          <w:rPr>
-            <w:color w:val="0000EE"/>
-            <w:u w:val="single"/>
-          </w:rPr>
-          <w:t>1Ин.2:29</w:t>
-        </w:r>
-      </w:hyperlink>
+      <w:r>
+        <w:rPr>
+          <w:lang w:val="ru_RU" w:bidi="ru_RU"/>
+        </w:rPr>
+        <w:t>1Ин.2:29</w:t>
+      </w:r>
       <w:r>
         <w:rPr>
           <w:lang w:val="ru_RU" w:bidi="ru_RU"/>
         </w:rPr>
         <w:t>). Такой человек получает освобождение от греховных привычек (</w:t>
       </w:r>
-      <w:hyperlink r:id="rId85">
-        <w:r>
-          <w:rPr>
-            <w:lang w:val="ru_RU" w:bidi="ru_RU"/>
-          </w:rPr>
-          <w:rPr>
-            <w:color w:val="0000EE"/>
-            <w:u w:val="single"/>
-          </w:rPr>
-          <w:t>3:9</w:t>
-        </w:r>
-      </w:hyperlink>
+      <w:r>
+        <w:rPr>
+          <w:lang w:val="ru_RU" w:bidi="ru_RU"/>
+        </w:rPr>
+        <w:t>3:9</w:t>
+      </w:r>
       <w:r>
         <w:rPr>
           <w:lang w:val="ru_RU" w:bidi="ru_RU"/>
         </w:rPr>
         <w:t xml:space="preserve">; </w:t>
       </w:r>
-      <w:hyperlink r:id="rId86">
-        <w:r>
-          <w:rPr>
-            <w:lang w:val="ru_RU" w:bidi="ru_RU"/>
-          </w:rPr>
-          <w:rPr>
-            <w:color w:val="0000EE"/>
-            <w:u w:val="single"/>
-          </w:rPr>
-          <w:t>5:18</w:t>
-        </w:r>
-      </w:hyperlink>
+      <w:r>
+        <w:rPr>
+          <w:lang w:val="ru_RU" w:bidi="ru_RU"/>
+        </w:rPr>
+        <w:t>5:18</w:t>
+      </w:r>
       <w:r>
         <w:rPr>
           <w:lang w:val="ru_RU" w:bidi="ru_RU"/>
         </w:rPr>
         <w:t xml:space="preserve">). Согласно Посланию </w:t>
       </w:r>
-      <w:hyperlink r:id="rId87">
-        <w:r>
-          <w:rPr>
-            <w:lang w:val="ru_RU" w:bidi="ru_RU"/>
-          </w:rPr>
-          <w:rPr>
-            <w:color w:val="0000EE"/>
-            <w:u w:val="single"/>
-          </w:rPr>
-          <w:t>Иакова 1:18</w:t>
-        </w:r>
-      </w:hyperlink>
+      <w:r>
+        <w:rPr>
+          <w:lang w:val="ru_RU" w:bidi="ru_RU"/>
+        </w:rPr>
+        <w:t>Иакова 1:18</w:t>
+      </w:r>
       <w:r>
         <w:rPr>
           <w:lang w:val="ru_RU" w:bidi="ru_RU"/>
@@ -2377,36 +1897,24 @@
         </w:rPr>
         <w:t>Раскрывая Никодиму истину о возрождении, Иисус сказал, что нужно вновь родиться или родиться свыше, чтобы войти Царство Божье. Рождённый от Бога обретает живую надежду (</w:t>
       </w:r>
-      <w:hyperlink r:id="rId88">
-        <w:r>
-          <w:rPr>
-            <w:lang w:val="ru_RU" w:bidi="ru_RU"/>
-          </w:rPr>
-          <w:rPr>
-            <w:color w:val="0000EE"/>
-            <w:u w:val="single"/>
-          </w:rPr>
-          <w:t>1Пет.1:3</w:t>
-        </w:r>
-      </w:hyperlink>
+      <w:r>
+        <w:rPr>
+          <w:lang w:val="ru_RU" w:bidi="ru_RU"/>
+        </w:rPr>
+        <w:t>1Пет.1:3</w:t>
+      </w:r>
       <w:r>
         <w:rPr>
           <w:lang w:val="ru_RU" w:bidi="ru_RU"/>
         </w:rPr>
         <w:t xml:space="preserve">). И, как уже было сказано выше, это новое рождение происходит благодаря силе Божьего Слова (ст. </w:t>
       </w:r>
-      <w:hyperlink r:id="rId89">
-        <w:r>
-          <w:rPr>
-            <w:lang w:val="ru_RU" w:bidi="ru_RU"/>
-          </w:rPr>
-          <w:rPr>
-            <w:color w:val="0000EE"/>
-            <w:u w:val="single"/>
-          </w:rPr>
-          <w:t>23</w:t>
-        </w:r>
-      </w:hyperlink>
+      <w:r>
+        <w:rPr>
+          <w:lang w:val="ru_RU" w:bidi="ru_RU"/>
+        </w:rPr>
+        <w:t>23</w:t>
+      </w:r>
       <w:r>
         <w:rPr>
           <w:lang w:val="ru_RU" w:bidi="ru_RU"/>
@@ -2427,90 +1935,60 @@
         </w:rPr>
         <w:t>Однажды пережив возрождение, верующий начинает переживать постоянное обновление. Чтобы расти духовно, возрождённый человек должен непрерывно питаться чистым молоком Божьего Слова (</w:t>
       </w:r>
-      <w:hyperlink r:id="rId90">
-        <w:r>
-          <w:rPr>
-            <w:lang w:val="ru_RU" w:bidi="ru_RU"/>
-          </w:rPr>
-          <w:rPr>
-            <w:color w:val="0000EE"/>
-            <w:u w:val="single"/>
-          </w:rPr>
-          <w:t>1Пет.2:2</w:t>
-        </w:r>
-      </w:hyperlink>
+      <w:r>
+        <w:rPr>
+          <w:lang w:val="ru_RU" w:bidi="ru_RU"/>
+        </w:rPr>
+        <w:t>1Пет.2:2</w:t>
+      </w:r>
       <w:r>
         <w:rPr>
           <w:lang w:val="ru_RU" w:bidi="ru_RU"/>
         </w:rPr>
         <w:t>). Павел говорит верующим постоянно стремиться к преобразованию и обновлению ума (</w:t>
       </w:r>
-      <w:hyperlink r:id="rId91">
-        <w:r>
-          <w:rPr>
-            <w:lang w:val="ru_RU" w:bidi="ru_RU"/>
-          </w:rPr>
-          <w:rPr>
-            <w:color w:val="0000EE"/>
-            <w:u w:val="single"/>
-          </w:rPr>
-          <w:t>Рим.12:2</w:t>
-        </w:r>
-      </w:hyperlink>
+      <w:r>
+        <w:rPr>
+          <w:lang w:val="ru_RU" w:bidi="ru_RU"/>
+        </w:rPr>
+        <w:t>Рим.12:2</w:t>
+      </w:r>
       <w:r>
         <w:rPr>
           <w:lang w:val="ru_RU" w:bidi="ru_RU"/>
         </w:rPr>
         <w:t xml:space="preserve">; </w:t>
       </w:r>
-      <w:hyperlink r:id="rId92">
-        <w:r>
-          <w:rPr>
-            <w:lang w:val="ru_RU" w:bidi="ru_RU"/>
-          </w:rPr>
-          <w:rPr>
-            <w:color w:val="0000EE"/>
-            <w:u w:val="single"/>
-          </w:rPr>
-          <w:t>Еф.4:23</w:t>
-        </w:r>
-      </w:hyperlink>
+      <w:r>
+        <w:rPr>
+          <w:lang w:val="ru_RU" w:bidi="ru_RU"/>
+        </w:rPr>
+        <w:t>Еф.4:23</w:t>
+      </w:r>
       <w:r>
         <w:rPr>
           <w:lang w:val="ru_RU" w:bidi="ru_RU"/>
         </w:rPr>
         <w:t>). Новый человек находится в процессе регулярного обновления (</w:t>
       </w:r>
-      <w:hyperlink r:id="rId93">
-        <w:r>
-          <w:rPr>
-            <w:lang w:val="ru_RU" w:bidi="ru_RU"/>
-          </w:rPr>
-          <w:rPr>
-            <w:color w:val="0000EE"/>
-            <w:u w:val="single"/>
-          </w:rPr>
-          <w:t>Кол.3:10</w:t>
-        </w:r>
-      </w:hyperlink>
+      <w:r>
+        <w:rPr>
+          <w:lang w:val="ru_RU" w:bidi="ru_RU"/>
+        </w:rPr>
+        <w:t>Кол.3:10</w:t>
+      </w:r>
       <w:r>
         <w:rPr>
           <w:lang w:val="ru_RU" w:bidi="ru_RU"/>
         </w:rPr>
         <w:t>), когда внутреннее «я» преобразуется ежедневно (</w:t>
       </w:r>
-      <w:hyperlink r:id="rId94">
-        <w:r>
-          <w:rPr>
-            <w:lang w:val="ru_RU" w:bidi="ru_RU"/>
-          </w:rPr>
-          <w:rPr>
-            <w:color w:val="0000EE"/>
-            <w:u w:val="single"/>
-          </w:rPr>
-          <w:t>2Кор.4:16</w:t>
-        </w:r>
-      </w:hyperlink>
+      <w:r>
+        <w:rPr>
+          <w:lang w:val="ru_RU" w:bidi="ru_RU"/>
+        </w:rPr>
+        <w:t>2Кор.4:16</w:t>
+      </w:r>
       <w:r>
         <w:rPr>
           <w:lang w:val="ru_RU" w:bidi="ru_RU"/>
@@ -2531,90 +2009,60 @@
         </w:rPr>
         <w:t>Благодаря возрождению человек становится совершенно новой личностью или новым творением, для которого старое заменяется новым (</w:t>
       </w:r>
-      <w:hyperlink r:id="rId95">
-        <w:r>
-          <w:rPr>
-            <w:lang w:val="ru_RU" w:bidi="ru_RU"/>
-          </w:rPr>
-          <w:rPr>
-            <w:color w:val="0000EE"/>
-            <w:u w:val="single"/>
-          </w:rPr>
-          <w:t>2Кор.5:17</w:t>
-        </w:r>
-      </w:hyperlink>
+      <w:r>
+        <w:rPr>
+          <w:lang w:val="ru_RU" w:bidi="ru_RU"/>
+        </w:rPr>
+        <w:t>2Кор.5:17</w:t>
+      </w:r>
       <w:r>
         <w:rPr>
           <w:lang w:val="ru_RU" w:bidi="ru_RU"/>
         </w:rPr>
         <w:t>). Поэтому цель жизни верующего заключается не в поверхностном участии в религиозных обрядах, но в том, чтобы становиться новым творением (</w:t>
       </w:r>
-      <w:hyperlink r:id="rId96">
-        <w:r>
-          <w:rPr>
-            <w:lang w:val="ru_RU" w:bidi="ru_RU"/>
-          </w:rPr>
-          <w:rPr>
-            <w:color w:val="0000EE"/>
-            <w:u w:val="single"/>
-          </w:rPr>
-          <w:t>Гал.6:15</w:t>
-        </w:r>
-      </w:hyperlink>
+      <w:r>
+        <w:rPr>
+          <w:lang w:val="ru_RU" w:bidi="ru_RU"/>
+        </w:rPr>
+        <w:t>Гал.6:15</w:t>
+      </w:r>
       <w:r>
         <w:rPr>
           <w:lang w:val="ru_RU" w:bidi="ru_RU"/>
         </w:rPr>
         <w:t>). Он должен научиться отвергать свою ветхую природу (</w:t>
       </w:r>
-      <w:hyperlink r:id="rId97">
-        <w:r>
-          <w:rPr>
-            <w:lang w:val="ru_RU" w:bidi="ru_RU"/>
-          </w:rPr>
-          <w:rPr>
-            <w:color w:val="0000EE"/>
-            <w:u w:val="single"/>
-          </w:rPr>
-          <w:t>Еф.4:22</w:t>
-        </w:r>
-      </w:hyperlink>
+      <w:r>
+        <w:rPr>
+          <w:lang w:val="ru_RU" w:bidi="ru_RU"/>
+        </w:rPr>
+        <w:t>Еф.4:22</w:t>
+      </w:r>
       <w:r>
         <w:rPr>
           <w:lang w:val="ru_RU" w:bidi="ru_RU"/>
         </w:rPr>
         <w:t xml:space="preserve">) и облекаться в нового человека (стих </w:t>
       </w:r>
-      <w:hyperlink r:id="rId98">
-        <w:r>
-          <w:rPr>
-            <w:lang w:val="ru_RU" w:bidi="ru_RU"/>
-          </w:rPr>
-          <w:rPr>
-            <w:color w:val="0000EE"/>
-            <w:u w:val="single"/>
-          </w:rPr>
-          <w:t>24</w:t>
-        </w:r>
-      </w:hyperlink>
+      <w:r>
+        <w:rPr>
+          <w:lang w:val="ru_RU" w:bidi="ru_RU"/>
+        </w:rPr>
+        <w:t>24</w:t>
+      </w:r>
       <w:r>
         <w:rPr>
           <w:lang w:val="ru_RU" w:bidi="ru_RU"/>
         </w:rPr>
         <w:t>). Это, конечно же, не происходит только посредством человеческих усилий. Именно Бог делает нас таковыми (</w:t>
       </w:r>
-      <w:hyperlink r:id="rId99">
-        <w:r>
-          <w:rPr>
-            <w:lang w:val="ru_RU" w:bidi="ru_RU"/>
-          </w:rPr>
-          <w:rPr>
-            <w:color w:val="0000EE"/>
-            <w:u w:val="single"/>
-          </w:rPr>
-          <w:t>2:10</w:t>
-        </w:r>
-      </w:hyperlink>
+      <w:r>
+        <w:rPr>
+          <w:lang w:val="ru_RU" w:bidi="ru_RU"/>
+        </w:rPr>
+        <w:t>2:10</w:t>
+      </w:r>
       <w:r>
         <w:rPr>
           <w:lang w:val="ru_RU" w:bidi="ru_RU"/>
@@ -2775,108 +2223,72 @@
         </w:rPr>
         <w:t xml:space="preserve">В учении о Втором пришествии Христа часто используются такие глаголы, как «приходить», «сходить», «являться», «открываться» (например, «[Я] приду опять», </w:t>
       </w:r>
-      <w:hyperlink r:id="rId100">
-        <w:r>
-          <w:rPr>
-            <w:lang w:val="ru_RU" w:bidi="ru_RU"/>
-          </w:rPr>
-          <w:rPr>
-            <w:color w:val="0000EE"/>
-            <w:u w:val="single"/>
-          </w:rPr>
-          <w:t>Ин.14:3</w:t>
-        </w:r>
-      </w:hyperlink>
+      <w:r>
+        <w:rPr>
+          <w:lang w:val="ru_RU" w:bidi="ru_RU"/>
+        </w:rPr>
+        <w:t>Ин.14:3</w:t>
+      </w:r>
       <w:r>
         <w:rPr>
           <w:lang w:val="ru_RU" w:bidi="ru_RU"/>
         </w:rPr>
         <w:t xml:space="preserve">; «Сам Господь сойдет с неба», </w:t>
       </w:r>
-      <w:hyperlink r:id="rId101">
-        <w:r>
-          <w:rPr>
-            <w:lang w:val="ru_RU" w:bidi="ru_RU"/>
-          </w:rPr>
-          <w:rPr>
-            <w:color w:val="0000EE"/>
-            <w:u w:val="single"/>
-          </w:rPr>
-          <w:t>1Фес.4:16</w:t>
-        </w:r>
-      </w:hyperlink>
+      <w:r>
+        <w:rPr>
+          <w:lang w:val="ru_RU" w:bidi="ru_RU"/>
+        </w:rPr>
+        <w:t>1Фес.4:16</w:t>
+      </w:r>
       <w:r>
         <w:rPr>
           <w:lang w:val="ru_RU" w:bidi="ru_RU"/>
         </w:rPr>
         <w:t xml:space="preserve">; «когда Он явится», </w:t>
       </w:r>
-      <w:hyperlink r:id="rId102">
-        <w:r>
-          <w:rPr>
-            <w:lang w:val="ru_RU" w:bidi="ru_RU"/>
-          </w:rPr>
-          <w:rPr>
-            <w:color w:val="0000EE"/>
-            <w:u w:val="single"/>
-          </w:rPr>
-          <w:t>1Ин. 2:28</w:t>
-        </w:r>
-      </w:hyperlink>
+      <w:r>
+        <w:rPr>
+          <w:lang w:val="ru_RU" w:bidi="ru_RU"/>
+        </w:rPr>
+        <w:t>1Ин. 2:28</w:t>
+      </w:r>
       <w:r>
         <w:rPr>
           <w:lang w:val="ru_RU" w:bidi="ru_RU"/>
         </w:rPr>
         <w:t xml:space="preserve">; «когда [Он] откроется» </w:t>
       </w:r>
-      <w:hyperlink r:id="rId103">
-        <w:r>
-          <w:rPr>
-            <w:lang w:val="ru_RU" w:bidi="ru_RU"/>
-          </w:rPr>
-          <w:rPr>
-            <w:color w:val="0000EE"/>
-            <w:u w:val="single"/>
-          </w:rPr>
-          <w:t>3:2</w:t>
-        </w:r>
-      </w:hyperlink>
+      <w:r>
+        <w:rPr>
+          <w:lang w:val="ru_RU" w:bidi="ru_RU"/>
+        </w:rPr>
+        <w:t>3:2</w:t>
+      </w:r>
       <w:r>
         <w:rPr>
           <w:lang w:val="ru_RU" w:bidi="ru_RU"/>
         </w:rPr>
         <w:t xml:space="preserve">; «день, когда Сын Человеческий явится» </w:t>
       </w:r>
-      <w:hyperlink r:id="rId104">
-        <w:r>
-          <w:rPr>
-            <w:lang w:val="ru_RU" w:bidi="ru_RU"/>
-          </w:rPr>
-          <w:rPr>
-            <w:color w:val="0000EE"/>
-            <w:u w:val="single"/>
-          </w:rPr>
-          <w:t>Лк. 17:30</w:t>
-        </w:r>
-      </w:hyperlink>
+      <w:r>
+        <w:rPr>
+          <w:lang w:val="ru_RU" w:bidi="ru_RU"/>
+        </w:rPr>
+        <w:t>Лк. 17:30</w:t>
+      </w:r>
       <w:r>
         <w:rPr>
           <w:lang w:val="ru_RU" w:bidi="ru_RU"/>
         </w:rPr>
         <w:t xml:space="preserve">; «в явление Господа Иисуса с неба» </w:t>
       </w:r>
-      <w:hyperlink r:id="rId105">
-        <w:r>
-          <w:rPr>
-            <w:lang w:val="ru_RU" w:bidi="ru_RU"/>
-          </w:rPr>
-          <w:rPr>
-            <w:color w:val="0000EE"/>
-            <w:u w:val="single"/>
-          </w:rPr>
-          <w:t>2Фес.1:7</w:t>
-        </w:r>
-      </w:hyperlink>
+      <w:r>
+        <w:rPr>
+          <w:lang w:val="ru_RU" w:bidi="ru_RU"/>
+        </w:rPr>
+        <w:t>2Фес.1:7</w:t>
+      </w:r>
       <w:r>
         <w:rPr>
           <w:lang w:val="ru_RU" w:bidi="ru_RU"/>
@@ -2896,306 +2308,204 @@
         </w:rPr>
         <w:t>, означающее «присутствие», «визит», «пришествие», «посещение», особенно в отношении царя или знаменитости), а также «явление» (</w:t>
       </w:r>
-      <w:hyperlink r:id="rId106">
-        <w:r>
-          <w:rPr>
-            <w:lang w:val="ru_RU" w:bidi="ru_RU"/>
-          </w:rPr>
-          <w:rPr>
-            <w:color w:val="0000EE"/>
-            <w:u w:val="single"/>
-          </w:rPr>
-          <w:t>2Тим.4:8</w:t>
-        </w:r>
-      </w:hyperlink>
+      <w:r>
+        <w:rPr>
+          <w:lang w:val="ru_RU" w:bidi="ru_RU"/>
+        </w:rPr>
+        <w:t>2Тим.4:8</w:t>
+      </w:r>
       <w:r>
         <w:rPr>
           <w:lang w:val="ru_RU" w:bidi="ru_RU"/>
         </w:rPr>
         <w:t xml:space="preserve">; </w:t>
       </w:r>
-      <w:hyperlink r:id="rId107">
-        <w:r>
-          <w:rPr>
-            <w:lang w:val="ru_RU" w:bidi="ru_RU"/>
-          </w:rPr>
-          <w:rPr>
-            <w:color w:val="0000EE"/>
-            <w:u w:val="single"/>
-          </w:rPr>
-          <w:t>Тит.2:13</w:t>
-        </w:r>
-      </w:hyperlink>
+      <w:r>
+        <w:rPr>
+          <w:lang w:val="ru_RU" w:bidi="ru_RU"/>
+        </w:rPr>
+        <w:t>Тит.2:13</w:t>
+      </w:r>
       <w:r>
         <w:rPr>
           <w:lang w:val="ru_RU" w:bidi="ru_RU"/>
         </w:rPr>
         <w:t>;</w:t>
       </w:r>
-      <w:hyperlink r:id="rId108">
-        <w:r>
-          <w:rPr>
-            <w:lang w:val="ru_RU" w:bidi="ru_RU"/>
-          </w:rPr>
-          <w:rPr>
-            <w:color w:val="0000EE"/>
-            <w:u w:val="single"/>
-          </w:rPr>
-          <w:t>1Кор.1:7</w:t>
-        </w:r>
-      </w:hyperlink>
+      <w:r>
+        <w:rPr>
+          <w:lang w:val="ru_RU" w:bidi="ru_RU"/>
+        </w:rPr>
+        <w:t>1Кор.1:7</w:t>
+      </w:r>
       <w:r>
         <w:rPr>
           <w:lang w:val="ru_RU" w:bidi="ru_RU"/>
         </w:rPr>
         <w:t xml:space="preserve">), «открытие» или «откровение». Эти разные глаголы и существительные указывают на одно событие, но подчеркивают разные его аспекты, но более всего подчёркивают явление Божьей славы во Христе, когда Он придёт. Время этого события неоднократно упоминаются как «день»: иногда просто «день» или «этот день» (например, в </w:t>
       </w:r>
-      <w:hyperlink r:id="rId109">
-        <w:r>
-          <w:rPr>
-            <w:lang w:val="ru_RU" w:bidi="ru_RU"/>
-          </w:rPr>
-          <w:rPr>
-            <w:color w:val="0000EE"/>
-            <w:u w:val="single"/>
-          </w:rPr>
-          <w:t>Рим.13:12</w:t>
-        </w:r>
-      </w:hyperlink>
+      <w:r>
+        <w:rPr>
+          <w:lang w:val="ru_RU" w:bidi="ru_RU"/>
+        </w:rPr>
+        <w:t>Рим.13:12</w:t>
+      </w:r>
       <w:r>
         <w:rPr>
           <w:lang w:val="ru_RU" w:bidi="ru_RU"/>
         </w:rPr>
         <w:t xml:space="preserve">; </w:t>
       </w:r>
-      <w:hyperlink r:id="rId110">
-        <w:r>
-          <w:rPr>
-            <w:lang w:val="ru_RU" w:bidi="ru_RU"/>
-          </w:rPr>
-          <w:rPr>
-            <w:color w:val="0000EE"/>
-            <w:u w:val="single"/>
-          </w:rPr>
-          <w:t>1Кор.3:13</w:t>
-        </w:r>
-      </w:hyperlink>
+      <w:r>
+        <w:rPr>
+          <w:lang w:val="ru_RU" w:bidi="ru_RU"/>
+        </w:rPr>
+        <w:t>1Кор.3:13</w:t>
+      </w:r>
       <w:r>
         <w:rPr>
           <w:lang w:val="ru_RU" w:bidi="ru_RU"/>
         </w:rPr>
         <w:t xml:space="preserve">; «день оный» </w:t>
       </w:r>
-      <w:hyperlink r:id="rId111">
-        <w:r>
-          <w:rPr>
-            <w:lang w:val="ru_RU" w:bidi="ru_RU"/>
-          </w:rPr>
-          <w:rPr>
-            <w:color w:val="0000EE"/>
-            <w:u w:val="single"/>
-          </w:rPr>
-          <w:t>Евр.10:25</w:t>
-        </w:r>
-      </w:hyperlink>
+      <w:r>
+        <w:rPr>
+          <w:lang w:val="ru_RU" w:bidi="ru_RU"/>
+        </w:rPr>
+        <w:t>Евр.10:25</w:t>
+      </w:r>
       <w:r>
         <w:rPr>
           <w:lang w:val="ru_RU" w:bidi="ru_RU"/>
         </w:rPr>
         <w:t>), но чаще с уточнением, например, «день Христов» (</w:t>
       </w:r>
-      <w:hyperlink r:id="rId112">
-        <w:r>
-          <w:rPr>
-            <w:lang w:val="ru_RU" w:bidi="ru_RU"/>
-          </w:rPr>
-          <w:rPr>
-            <w:color w:val="0000EE"/>
-            <w:u w:val="single"/>
-          </w:rPr>
-          <w:t>Флп.1:10</w:t>
-        </w:r>
-      </w:hyperlink>
+      <w:r>
+        <w:rPr>
+          <w:lang w:val="ru_RU" w:bidi="ru_RU"/>
+        </w:rPr>
+        <w:t>Флп.1:10</w:t>
+      </w:r>
       <w:r>
         <w:rPr>
           <w:lang w:val="ru_RU" w:bidi="ru_RU"/>
         </w:rPr>
         <w:t xml:space="preserve">; </w:t>
       </w:r>
-      <w:hyperlink r:id="rId113">
-        <w:r>
-          <w:rPr>
-            <w:lang w:val="ru_RU" w:bidi="ru_RU"/>
-          </w:rPr>
-          <w:rPr>
-            <w:color w:val="0000EE"/>
-            <w:u w:val="single"/>
-          </w:rPr>
-          <w:t>2:16</w:t>
-        </w:r>
-      </w:hyperlink>
+      <w:r>
+        <w:rPr>
+          <w:lang w:val="ru_RU" w:bidi="ru_RU"/>
+        </w:rPr>
+        <w:t>2:16</w:t>
+      </w:r>
       <w:r>
         <w:rPr>
           <w:lang w:val="ru_RU" w:bidi="ru_RU"/>
         </w:rPr>
         <w:t xml:space="preserve">; </w:t>
       </w:r>
-      <w:hyperlink r:id="rId114">
-        <w:r>
-          <w:rPr>
-            <w:lang w:val="ru_RU" w:bidi="ru_RU"/>
-          </w:rPr>
-          <w:rPr>
-            <w:color w:val="0000EE"/>
-            <w:u w:val="single"/>
-          </w:rPr>
-          <w:t>2Фес.2:2</w:t>
-        </w:r>
-      </w:hyperlink>
+      <w:r>
+        <w:rPr>
+          <w:lang w:val="ru_RU" w:bidi="ru_RU"/>
+        </w:rPr>
+        <w:t>2Фес.2:2</w:t>
+      </w:r>
       <w:r>
         <w:rPr>
           <w:lang w:val="ru_RU" w:bidi="ru_RU"/>
         </w:rPr>
         <w:t>), «день Господень» (</w:t>
       </w:r>
-      <w:hyperlink r:id="rId115">
-        <w:r>
-          <w:rPr>
-            <w:lang w:val="ru_RU" w:bidi="ru_RU"/>
-          </w:rPr>
-          <w:rPr>
-            <w:color w:val="0000EE"/>
-            <w:u w:val="single"/>
-          </w:rPr>
-          <w:t>1Фес.5:2</w:t>
-        </w:r>
-      </w:hyperlink>
+      <w:r>
+        <w:rPr>
+          <w:lang w:val="ru_RU" w:bidi="ru_RU"/>
+        </w:rPr>
+        <w:t>1Фес.5:2</w:t>
+      </w:r>
       <w:r>
         <w:rPr>
           <w:lang w:val="ru_RU" w:bidi="ru_RU"/>
         </w:rPr>
         <w:t>), «день Господа нашего Иисуса Христа» (</w:t>
       </w:r>
-      <w:hyperlink r:id="rId116">
-        <w:r>
-          <w:rPr>
-            <w:lang w:val="ru_RU" w:bidi="ru_RU"/>
-          </w:rPr>
-          <w:rPr>
-            <w:color w:val="0000EE"/>
-            <w:u w:val="single"/>
-          </w:rPr>
-          <w:t>1Кор.5:5</w:t>
-        </w:r>
-      </w:hyperlink>
+      <w:r>
+        <w:rPr>
+          <w:lang w:val="ru_RU" w:bidi="ru_RU"/>
+        </w:rPr>
+        <w:t>1Кор.5:5</w:t>
+      </w:r>
       <w:r>
         <w:rPr>
           <w:lang w:val="ru_RU" w:bidi="ru_RU"/>
         </w:rPr>
         <w:t xml:space="preserve">; </w:t>
       </w:r>
-      <w:hyperlink r:id="rId117">
-        <w:r>
-          <w:rPr>
-            <w:lang w:val="ru_RU" w:bidi="ru_RU"/>
-          </w:rPr>
-          <w:rPr>
-            <w:color w:val="0000EE"/>
-            <w:u w:val="single"/>
-          </w:rPr>
-          <w:t>2Кор.1:14</w:t>
-        </w:r>
-      </w:hyperlink>
+      <w:r>
+        <w:rPr>
+          <w:lang w:val="ru_RU" w:bidi="ru_RU"/>
+        </w:rPr>
+        <w:t>2Кор.1:14</w:t>
+      </w:r>
       <w:r>
         <w:rPr>
           <w:lang w:val="ru_RU" w:bidi="ru_RU"/>
         </w:rPr>
         <w:t>), «день Иисуса Христа» (</w:t>
       </w:r>
-      <w:hyperlink r:id="rId118">
-        <w:r>
-          <w:rPr>
-            <w:lang w:val="ru_RU" w:bidi="ru_RU"/>
-          </w:rPr>
-          <w:rPr>
-            <w:color w:val="0000EE"/>
-            <w:u w:val="single"/>
-          </w:rPr>
-          <w:t>Флп.1:6</w:t>
-        </w:r>
-      </w:hyperlink>
+      <w:r>
+        <w:rPr>
+          <w:lang w:val="ru_RU" w:bidi="ru_RU"/>
+        </w:rPr>
+        <w:t>Флп.1:6</w:t>
+      </w:r>
       <w:r>
         <w:rPr>
           <w:lang w:val="ru_RU" w:bidi="ru_RU"/>
         </w:rPr>
         <w:t>) и «день Господа нашего Иисуса Христа» (</w:t>
       </w:r>
-      <w:hyperlink r:id="rId119">
-        <w:r>
-          <w:rPr>
-            <w:lang w:val="ru_RU" w:bidi="ru_RU"/>
-          </w:rPr>
-          <w:rPr>
-            <w:color w:val="0000EE"/>
-            <w:u w:val="single"/>
-          </w:rPr>
-          <w:t>1Кор.1:8</w:t>
-        </w:r>
-      </w:hyperlink>
+      <w:r>
+        <w:rPr>
+          <w:lang w:val="ru_RU" w:bidi="ru_RU"/>
+        </w:rPr>
+        <w:t>1Кор.1:8</w:t>
+      </w:r>
       <w:r>
         <w:rPr>
           <w:lang w:val="ru_RU" w:bidi="ru_RU"/>
         </w:rPr>
         <w:t>). Часто упоминается суд, который должен состояться в момент пришествия Христа: день Христов — это «день суда» (</w:t>
       </w:r>
-      <w:hyperlink r:id="rId120">
-        <w:r>
-          <w:rPr>
-            <w:lang w:val="ru_RU" w:bidi="ru_RU"/>
-          </w:rPr>
-          <w:rPr>
-            <w:color w:val="0000EE"/>
-            <w:u w:val="single"/>
-          </w:rPr>
-          <w:t>1Ин.4:17</w:t>
-        </w:r>
-      </w:hyperlink>
+      <w:r>
+        <w:rPr>
+          <w:lang w:val="ru_RU" w:bidi="ru_RU"/>
+        </w:rPr>
+        <w:t>1Ин.4:17</w:t>
+      </w:r>
       <w:r>
         <w:rPr>
           <w:lang w:val="ru_RU" w:bidi="ru_RU"/>
         </w:rPr>
         <w:t>) или «день гнева» (</w:t>
       </w:r>
-      <w:hyperlink r:id="rId121">
-        <w:r>
-          <w:rPr>
-            <w:lang w:val="ru_RU" w:bidi="ru_RU"/>
-          </w:rPr>
-          <w:rPr>
-            <w:color w:val="0000EE"/>
-            <w:u w:val="single"/>
-          </w:rPr>
-          <w:t>Рим.2:5</w:t>
-        </w:r>
-      </w:hyperlink>
+      <w:r>
+        <w:rPr>
+          <w:lang w:val="ru_RU" w:bidi="ru_RU"/>
+        </w:rPr>
+        <w:t>Рим.2:5</w:t>
+      </w:r>
       <w:r>
         <w:rPr>
           <w:lang w:val="ru_RU" w:bidi="ru_RU"/>
         </w:rPr>
         <w:t>). Но для Божьего народа этот день — это «день искупления» (</w:t>
       </w:r>
-      <w:hyperlink r:id="rId122">
-        <w:r>
-          <w:rPr>
-            <w:lang w:val="ru_RU" w:bidi="ru_RU"/>
-          </w:rPr>
-          <w:rPr>
-            <w:color w:val="0000EE"/>
-            <w:u w:val="single"/>
-          </w:rPr>
-          <w:t>Еф.4:30</w:t>
-        </w:r>
-      </w:hyperlink>
+      <w:r>
+        <w:rPr>
+          <w:lang w:val="ru_RU" w:bidi="ru_RU"/>
+        </w:rPr>
+        <w:t>Еф.4:30</w:t>
+      </w:r>
       <w:r>
         <w:rPr>
           <w:lang w:val="ru_RU" w:bidi="ru_RU"/>
@@ -3241,108 +2551,72 @@
         </w:rPr>
         <w:t>Учение о втором пришествии впервые появляется в учении Иисуса перед Его смертью. Говоря о Себе как о Сыне Человеческом, Иисус сказал: «в тот день, когда Сын Человеческий явится» (</w:t>
       </w:r>
-      <w:hyperlink r:id="rId104">
-        <w:r>
-          <w:rPr>
-            <w:lang w:val="ru_RU" w:bidi="ru_RU"/>
-          </w:rPr>
-          <w:rPr>
-            <w:color w:val="0000EE"/>
-            <w:u w:val="single"/>
-          </w:rPr>
-          <w:t>Лк.17:30</w:t>
-        </w:r>
-      </w:hyperlink>
+      <w:r>
+        <w:rPr>
+          <w:lang w:val="ru_RU" w:bidi="ru_RU"/>
+        </w:rPr>
+        <w:t>Лк.17:30</w:t>
+      </w:r>
       <w:r>
         <w:rPr>
           <w:lang w:val="ru_RU" w:bidi="ru_RU"/>
         </w:rPr>
         <w:t>), Он придёт «на облаках с силою многою и славою» (</w:t>
       </w:r>
-      <w:hyperlink r:id="rId123">
-        <w:r>
-          <w:rPr>
-            <w:lang w:val="ru_RU" w:bidi="ru_RU"/>
-          </w:rPr>
-          <w:rPr>
-            <w:color w:val="0000EE"/>
-            <w:u w:val="single"/>
-          </w:rPr>
-          <w:t>Мк.13:26</w:t>
-        </w:r>
-      </w:hyperlink>
+      <w:r>
+        <w:rPr>
+          <w:lang w:val="ru_RU" w:bidi="ru_RU"/>
+        </w:rPr>
+        <w:t>Мк.13:26</w:t>
+      </w:r>
       <w:r>
         <w:rPr>
           <w:lang w:val="ru_RU" w:bidi="ru_RU"/>
         </w:rPr>
         <w:t>). Этот язык взят из Ветхого Завета, особенно из видения Даниила, в котором «как бы Сын человеческий» идёт «с облаками небесными», чтобы получить от Ветхого днями «владычество вечное» (</w:t>
       </w:r>
-      <w:hyperlink r:id="rId124">
-        <w:r>
-          <w:rPr>
-            <w:lang w:val="ru_RU" w:bidi="ru_RU"/>
-          </w:rPr>
-          <w:rPr>
-            <w:color w:val="0000EE"/>
-            <w:u w:val="single"/>
-          </w:rPr>
-          <w:t>Дан.7:13–14</w:t>
-        </w:r>
-      </w:hyperlink>
+      <w:r>
+        <w:rPr>
+          <w:lang w:val="ru_RU" w:bidi="ru_RU"/>
+        </w:rPr>
+        <w:t>Дан.7:13–14</w:t>
+      </w:r>
       <w:r>
         <w:rPr>
           <w:lang w:val="ru_RU" w:bidi="ru_RU"/>
         </w:rPr>
         <w:t xml:space="preserve">). В Ветхом Завете облако или облака обычно окутывали божественную славу ( </w:t>
       </w:r>
-      <w:hyperlink r:id="rId125">
-        <w:r>
-          <w:rPr>
-            <w:lang w:val="ru_RU" w:bidi="ru_RU"/>
-          </w:rPr>
-          <w:rPr>
-            <w:color w:val="0000EE"/>
-            <w:u w:val="single"/>
-          </w:rPr>
-          <w:t>Исх.40:34</w:t>
-        </w:r>
-      </w:hyperlink>
+      <w:r>
+        <w:rPr>
+          <w:lang w:val="ru_RU" w:bidi="ru_RU"/>
+        </w:rPr>
+        <w:t>Исх.40:34</w:t>
+      </w:r>
       <w:r>
         <w:rPr>
           <w:lang w:val="ru_RU" w:bidi="ru_RU"/>
         </w:rPr>
         <w:t xml:space="preserve">; </w:t>
       </w:r>
-      <w:hyperlink r:id="rId126">
-        <w:r>
-          <w:rPr>
-            <w:lang w:val="ru_RU" w:bidi="ru_RU"/>
-          </w:rPr>
-          <w:rPr>
-            <w:color w:val="0000EE"/>
-            <w:u w:val="single"/>
-          </w:rPr>
-          <w:t>3Цар.8:10–11</w:t>
-        </w:r>
-      </w:hyperlink>
+      <w:r>
+        <w:rPr>
+          <w:lang w:val="ru_RU" w:bidi="ru_RU"/>
+        </w:rPr>
+        <w:t>3Цар.8:10–11</w:t>
+      </w:r>
       <w:r>
         <w:rPr>
           <w:lang w:val="ru_RU" w:bidi="ru_RU"/>
         </w:rPr>
         <w:t>); упоминание облаков в связи с пришествием Сына Человеческого указывает на то, что когда Он придёт, в Нём проявится Божья слава. Последнее раз Иисус сказал о Своём втором пришествии на суде перед иудейскими властями, когда первосвященник спросил Его, был ли Он «Христом, Сыном Благословенного», и Он ответил: «Я, и вы узрите Сына Человеческого, сидящего одесную Силы и грядущего на облаках небесных» (</w:t>
       </w:r>
-      <w:hyperlink r:id="rId127">
-        <w:r>
-          <w:rPr>
-            <w:lang w:val="ru_RU" w:bidi="ru_RU"/>
-          </w:rPr>
-          <w:rPr>
-            <w:color w:val="0000EE"/>
-            <w:u w:val="single"/>
-          </w:rPr>
-          <w:t>Мк.14:61–62</w:t>
-        </w:r>
-      </w:hyperlink>
+      <w:r>
+        <w:rPr>
+          <w:lang w:val="ru_RU" w:bidi="ru_RU"/>
+        </w:rPr>
+        <w:t>Мк.14:61–62</w:t>
+      </w:r>
       <w:r>
         <w:rPr>
           <w:lang w:val="ru_RU" w:bidi="ru_RU"/>
@@ -3363,54 +2637,36 @@
         </w:rPr>
         <w:t>Помимо Евангелий в Новом Завете существуют и другие тексты, говорящие о втором пришествии Христа. Книга Деяний начинается с того, что во время вознесения Христа ангелы уверяют учеников Иисуса: «Сей Иисус, вознесшийся от вас на небо, придет таким же образом, как вы видели Его восходящим на небо» (</w:t>
       </w:r>
-      <w:hyperlink r:id="rId128">
-        <w:r>
-          <w:rPr>
-            <w:lang w:val="ru_RU" w:bidi="ru_RU"/>
-          </w:rPr>
-          <w:rPr>
-            <w:color w:val="0000EE"/>
-            <w:u w:val="single"/>
-          </w:rPr>
-          <w:t>Деян.1:11</w:t>
-        </w:r>
-      </w:hyperlink>
+      <w:r>
+        <w:rPr>
+          <w:lang w:val="ru_RU" w:bidi="ru_RU"/>
+        </w:rPr>
+        <w:t>Деян.1:11</w:t>
+      </w:r>
       <w:r>
         <w:rPr>
           <w:lang w:val="ru_RU" w:bidi="ru_RU"/>
         </w:rPr>
         <w:t>). В кратких изложениях апостольских проповедей, содержащихся в книге Деяний, Иисус неоднократно упоминается как «определенный от Бога Судия живых и мертвых» (</w:t>
       </w:r>
-      <w:hyperlink r:id="rId129">
-        <w:r>
-          <w:rPr>
-            <w:lang w:val="ru_RU" w:bidi="ru_RU"/>
-          </w:rPr>
-          <w:rPr>
-            <w:color w:val="0000EE"/>
-            <w:u w:val="single"/>
-          </w:rPr>
-          <w:t>10:42</w:t>
-        </w:r>
-      </w:hyperlink>
+      <w:r>
+        <w:rPr>
+          <w:lang w:val="ru_RU" w:bidi="ru_RU"/>
+        </w:rPr>
+        <w:t>10:42</w:t>
+      </w:r>
       <w:r>
         <w:rPr>
           <w:lang w:val="ru_RU" w:bidi="ru_RU"/>
         </w:rPr>
         <w:t xml:space="preserve">; ср. </w:t>
       </w:r>
-      <w:hyperlink r:id="rId130">
-        <w:r>
-          <w:rPr>
-            <w:lang w:val="ru_RU" w:bidi="ru_RU"/>
-          </w:rPr>
-          <w:rPr>
-            <w:color w:val="0000EE"/>
-            <w:u w:val="single"/>
-          </w:rPr>
-          <w:t>17:31</w:t>
-        </w:r>
-      </w:hyperlink>
+      <w:r>
+        <w:rPr>
+          <w:lang w:val="ru_RU" w:bidi="ru_RU"/>
+        </w:rPr>
+        <w:t>17:31</w:t>
+      </w:r>
       <w:r>
         <w:rPr>
           <w:lang w:val="ru_RU" w:bidi="ru_RU"/>
@@ -3431,72 +2687,48 @@
         </w:rPr>
         <w:t>Когда апостол Павел примерно в 51 г. писал обращенным в Фессалониках через несколько недель после того, как они впервые услышали Евангелие, он напомнил им, что они «обратились к Богу от идолов, чтобы служить Богу живому и истинному и ожидать с небес Сына Его, Которого Он воскресил из мертвых, Иисуса, избавляющего нас от грядущего гнева» (</w:t>
       </w:r>
-      <w:hyperlink r:id="rId131">
-        <w:r>
-          <w:rPr>
-            <w:lang w:val="ru_RU" w:bidi="ru_RU"/>
-          </w:rPr>
-          <w:rPr>
-            <w:color w:val="0000EE"/>
-            <w:u w:val="single"/>
-          </w:rPr>
-          <w:t>1Фес.1:9–10</w:t>
-        </w:r>
-      </w:hyperlink>
+      <w:r>
+        <w:rPr>
+          <w:lang w:val="ru_RU" w:bidi="ru_RU"/>
+        </w:rPr>
+        <w:t>1Фес.1:9–10</w:t>
+      </w:r>
       <w:r>
         <w:rPr>
           <w:lang w:val="ru_RU" w:bidi="ru_RU"/>
         </w:rPr>
         <w:t xml:space="preserve">). Здесь ожидаемое избавление Иисусом Своих людей от суда в конце времён ставится рядом с Его уже случившимся воскресением; христианская жизнь включает в себя и служение Богу, и ожидание Христа. Эта тема ожидания Христа несколько раз повторяется и акцентируется в этом коротком послании. Через несколько лет, когда Павел пишет верующим в Коринфе (ср. </w:t>
       </w:r>
-      <w:hyperlink r:id="rId132">
-        <w:r>
-          <w:rPr>
-            <w:lang w:val="ru_RU" w:bidi="ru_RU"/>
-          </w:rPr>
-          <w:rPr>
-            <w:color w:val="0000EE"/>
-            <w:u w:val="single"/>
-          </w:rPr>
-          <w:t>Деян.18:1–18</w:t>
-        </w:r>
-      </w:hyperlink>
+      <w:r>
+        <w:rPr>
+          <w:lang w:val="ru_RU" w:bidi="ru_RU"/>
+        </w:rPr>
+        <w:t>Деян.18:1–18</w:t>
+      </w:r>
       <w:r>
         <w:rPr>
           <w:lang w:val="ru_RU" w:bidi="ru_RU"/>
         </w:rPr>
         <w:t>), он снова использует тот же язык: «вы не имеете недостатка ни в каком даровании, ожидая явления Господа нашего Иисуса Христа» (</w:t>
       </w:r>
-      <w:hyperlink r:id="rId108">
-        <w:r>
-          <w:rPr>
-            <w:lang w:val="ru_RU" w:bidi="ru_RU"/>
-          </w:rPr>
-          <w:rPr>
-            <w:color w:val="0000EE"/>
-            <w:u w:val="single"/>
-          </w:rPr>
-          <w:t>1Кор.1:7</w:t>
-        </w:r>
-      </w:hyperlink>
+      <w:r>
+        <w:rPr>
+          <w:lang w:val="ru_RU" w:bidi="ru_RU"/>
+        </w:rPr>
+        <w:t>1Кор.1:7</w:t>
+      </w:r>
       <w:r>
         <w:rPr>
           <w:lang w:val="ru_RU" w:bidi="ru_RU"/>
         </w:rPr>
         <w:t>). И в своём, возможно, последнем послании, апостол говорит о «венце правды», который Господь вручит ему «в день оный, и не только мне», добавляет он, «но и всем, возлюбившим явление Его» (</w:t>
       </w:r>
-      <w:hyperlink r:id="rId106">
-        <w:r>
-          <w:rPr>
-            <w:lang w:val="ru_RU" w:bidi="ru_RU"/>
-          </w:rPr>
-          <w:rPr>
-            <w:color w:val="0000EE"/>
-            <w:u w:val="single"/>
-          </w:rPr>
-          <w:t>2Тим.4:8</w:t>
-        </w:r>
-      </w:hyperlink>
+      <w:r>
+        <w:rPr>
+          <w:lang w:val="ru_RU" w:bidi="ru_RU"/>
+        </w:rPr>
+        <w:t>2Тим.4:8</w:t>
+      </w:r>
       <w:r>
         <w:rPr>
           <w:lang w:val="ru_RU" w:bidi="ru_RU"/>
@@ -3517,72 +2749,48 @@
         </w:rPr>
         <w:t>Автор Послания к Евреям ободряет своих читателей, напоминая им, что «ещё немного, очень немного, и Грядущий придёт и не умедлит» (</w:t>
       </w:r>
-      <w:hyperlink r:id="rId133">
-        <w:r>
-          <w:rPr>
-            <w:lang w:val="ru_RU" w:bidi="ru_RU"/>
-          </w:rPr>
-          <w:rPr>
-            <w:color w:val="0000EE"/>
-            <w:u w:val="single"/>
-          </w:rPr>
-          <w:t>Евр.10:37</w:t>
-        </w:r>
-      </w:hyperlink>
+      <w:r>
+        <w:rPr>
+          <w:lang w:val="ru_RU" w:bidi="ru_RU"/>
+        </w:rPr>
+        <w:t>Евр.10:37</w:t>
+      </w:r>
       <w:r>
         <w:rPr>
           <w:lang w:val="ru_RU" w:bidi="ru_RU"/>
         </w:rPr>
         <w:t>). Иаков говорит: «пришествие Господне приближается» (</w:t>
       </w:r>
-      <w:hyperlink r:id="rId134">
-        <w:r>
-          <w:rPr>
-            <w:lang w:val="ru_RU" w:bidi="ru_RU"/>
-          </w:rPr>
-          <w:rPr>
-            <w:color w:val="0000EE"/>
-            <w:u w:val="single"/>
-          </w:rPr>
-          <w:t>Иак. 5:8</w:t>
-        </w:r>
-      </w:hyperlink>
+      <w:r>
+        <w:rPr>
+          <w:lang w:val="ru_RU" w:bidi="ru_RU"/>
+        </w:rPr>
+        <w:t>Иак. 5:8</w:t>
+      </w:r>
       <w:r>
         <w:rPr>
           <w:lang w:val="ru_RU" w:bidi="ru_RU"/>
         </w:rPr>
         <w:t>). Пётр говорит о времени, «когда явится Пастыреначальник» (</w:t>
       </w:r>
-      <w:hyperlink r:id="rId135">
-        <w:r>
-          <w:rPr>
-            <w:lang w:val="ru_RU" w:bidi="ru_RU"/>
-          </w:rPr>
-          <w:rPr>
-            <w:color w:val="0000EE"/>
-            <w:u w:val="single"/>
-          </w:rPr>
-          <w:t>1Пет.5:4</w:t>
-        </w:r>
-      </w:hyperlink>
+      <w:r>
+        <w:rPr>
+          <w:lang w:val="ru_RU" w:bidi="ru_RU"/>
+        </w:rPr>
+        <w:t>1Пет.5:4</w:t>
+      </w:r>
       <w:r>
         <w:rPr>
           <w:lang w:val="ru_RU" w:bidi="ru_RU"/>
         </w:rPr>
         <w:t>). Откровение Иоанна заканчивается обещанием воскресшего Господа: «ей, гряду скоро!» и ответом Церкви «Аминь. Ей, гряди, Господи Иисусе!» (</w:t>
       </w:r>
-      <w:hyperlink r:id="rId136">
-        <w:r>
-          <w:rPr>
-            <w:lang w:val="ru_RU" w:bidi="ru_RU"/>
-          </w:rPr>
-          <w:rPr>
-            <w:color w:val="0000EE"/>
-            <w:u w:val="single"/>
-          </w:rPr>
-          <w:t>Откр.22:20</w:t>
-        </w:r>
-      </w:hyperlink>
+      <w:r>
+        <w:rPr>
+          <w:lang w:val="ru_RU" w:bidi="ru_RU"/>
+        </w:rPr>
+        <w:t>Откр.22:20</w:t>
+      </w:r>
       <w:r>
         <w:rPr>
           <w:lang w:val="ru_RU" w:bidi="ru_RU"/>
@@ -3614,126 +2822,84 @@
         </w:rPr>
         <w:t>В Первом послании Фессалоникийцам, написанном не позднее чем через 20 лет после смерти и воскресения Христа, Его пришествие представлено как утешение и ободрение людям, чьи друзья-христиане умерли. Павел был вынужден покинуть Фессалоники прежде, чем он успел достаточно научить обратившихся ко Христу в этом городе. После отъезда апостола некоторые из христиан умерли, и их верующие друзья обеспокоились тем, что когда Господь вернётся, умершие не смогут встретить Его. Но Павел отвечает им, что те, кто умер, ни в коем случае не пропустят пришествия Господа. Напротив, первое, что произойдёт, когда «Сам Господь... сойдет с неба» — это то, что «мертвые во Христе воскреснут». И только после этого те, кто на тот момент будет жив, будут восхищены на небо, чтобы присоединиться к воскресшим и быть всегда «с Господом» (</w:t>
       </w:r>
-      <w:hyperlink r:id="rId137">
-        <w:r>
-          <w:rPr>
-            <w:lang w:val="ru_RU" w:bidi="ru_RU"/>
-          </w:rPr>
-          <w:rPr>
-            <w:color w:val="0000EE"/>
-            <w:u w:val="single"/>
-          </w:rPr>
-          <w:t>1Фес.4:15–17</w:t>
-        </w:r>
-      </w:hyperlink>
+      <w:r>
+        <w:rPr>
+          <w:lang w:val="ru_RU" w:bidi="ru_RU"/>
+        </w:rPr>
+        <w:t>1Фес.4:15–17</w:t>
+      </w:r>
       <w:r>
         <w:rPr>
           <w:lang w:val="ru_RU" w:bidi="ru_RU"/>
         </w:rPr>
         <w:t>). Более подробно об этом говорится в Первом послании Коринфянам, которое было написано примерно пять лет спустя. В этом послании воскресение верующих описывается в образах урожая, который начался с воскресения Христа: «первенец [буквально: первый плод — прим.пер.] Христос, потом Христовы, в пришествие Его» (</w:t>
       </w:r>
-      <w:hyperlink r:id="rId138">
-        <w:r>
-          <w:rPr>
-            <w:lang w:val="ru_RU" w:bidi="ru_RU"/>
-          </w:rPr>
-          <w:rPr>
-            <w:color w:val="0000EE"/>
-            <w:u w:val="single"/>
-          </w:rPr>
-          <w:t>1Кор.15:23</w:t>
-        </w:r>
-      </w:hyperlink>
+      <w:r>
+        <w:rPr>
+          <w:lang w:val="ru_RU" w:bidi="ru_RU"/>
+        </w:rPr>
+        <w:t>1Кор.15:23</w:t>
+      </w:r>
       <w:r>
         <w:rPr>
           <w:lang w:val="ru_RU" w:bidi="ru_RU"/>
         </w:rPr>
         <w:t xml:space="preserve">). Сообщается дополнительное откровение: не только каждый умерший верующий будет воскрешён в «духовном теле» (ст. </w:t>
       </w:r>
-      <w:hyperlink r:id="rId139">
-        <w:r>
-          <w:rPr>
-            <w:lang w:val="ru_RU" w:bidi="ru_RU"/>
-          </w:rPr>
-          <w:rPr>
-            <w:color w:val="0000EE"/>
-            <w:u w:val="single"/>
-          </w:rPr>
-          <w:t>44</w:t>
-        </w:r>
-      </w:hyperlink>
+      <w:r>
+        <w:rPr>
+          <w:lang w:val="ru_RU" w:bidi="ru_RU"/>
+        </w:rPr>
+        <w:t>44</w:t>
+      </w:r>
       <w:r>
         <w:rPr>
           <w:lang w:val="ru_RU" w:bidi="ru_RU"/>
         </w:rPr>
         <w:t xml:space="preserve">), но и те, кто ещё жив, будут «изменены» и обретут тела, пригодные для жизни в воскресении. И умершим, и живущим верующим Павел провозглашает: «как мы носили образ перстного [то есть Адама, ср. </w:t>
       </w:r>
-      <w:hyperlink r:id="rId140">
-        <w:r>
-          <w:rPr>
-            <w:lang w:val="ru_RU" w:bidi="ru_RU"/>
-          </w:rPr>
-          <w:rPr>
-            <w:color w:val="0000EE"/>
-            <w:u w:val="single"/>
-          </w:rPr>
-          <w:t>Быт. 2:7</w:t>
-        </w:r>
-      </w:hyperlink>
+      <w:r>
+        <w:rPr>
+          <w:lang w:val="ru_RU" w:bidi="ru_RU"/>
+        </w:rPr>
+        <w:t>Быт. 2:7</w:t>
+      </w:r>
       <w:r>
         <w:rPr>
           <w:lang w:val="ru_RU" w:bidi="ru_RU"/>
         </w:rPr>
         <w:t>], будем носить и образ небесного» (</w:t>
       </w:r>
-      <w:hyperlink r:id="rId141">
-        <w:r>
-          <w:rPr>
-            <w:lang w:val="ru_RU" w:bidi="ru_RU"/>
-          </w:rPr>
-          <w:rPr>
-            <w:color w:val="0000EE"/>
-            <w:u w:val="single"/>
-          </w:rPr>
-          <w:t>1Кор.15:49</w:t>
-        </w:r>
-      </w:hyperlink>
+      <w:r>
+        <w:rPr>
+          <w:lang w:val="ru_RU" w:bidi="ru_RU"/>
+        </w:rPr>
+        <w:t>1Кор.15:49</w:t>
+      </w:r>
       <w:r>
         <w:rPr>
           <w:lang w:val="ru_RU" w:bidi="ru_RU"/>
         </w:rPr>
         <w:t xml:space="preserve">). О том же Павел пишет (несколько лет спустя) в </w:t>
       </w:r>
-      <w:hyperlink r:id="rId142">
-        <w:r>
-          <w:rPr>
-            <w:lang w:val="ru_RU" w:bidi="ru_RU"/>
-          </w:rPr>
-          <w:rPr>
-            <w:color w:val="0000EE"/>
-            <w:u w:val="single"/>
-          </w:rPr>
-          <w:t>Послании к Филиппийцам 3:20–21</w:t>
-        </w:r>
-      </w:hyperlink>
+      <w:r>
+        <w:rPr>
+          <w:lang w:val="ru_RU" w:bidi="ru_RU"/>
+        </w:rPr>
+        <w:t>Послании к Филиппийцам 3:20–21</w:t>
+      </w:r>
       <w:r>
         <w:rPr>
           <w:lang w:val="ru_RU" w:bidi="ru_RU"/>
         </w:rPr>
         <w:t xml:space="preserve">: с небес «мы ожидаем и Спасителя, Господа нашего Иисуса Христа, Который уничиженное тело наше преобразит так, что оно будет сообразно славному Телу Его». Еще подробнее о том, что тогда случится, рассказывается в </w:t>
       </w:r>
-      <w:hyperlink r:id="rId143">
-        <w:r>
-          <w:rPr>
-            <w:lang w:val="ru_RU" w:bidi="ru_RU"/>
-          </w:rPr>
-          <w:rPr>
-            <w:color w:val="0000EE"/>
-            <w:u w:val="single"/>
-          </w:rPr>
-          <w:t>Послании к Римлянам 8:18–23</w:t>
-        </w:r>
-      </w:hyperlink>
+      <w:r>
+        <w:rPr>
+          <w:lang w:val="ru_RU" w:bidi="ru_RU"/>
+        </w:rPr>
+        <w:t>Послании к Римлянам 8:18–23</w:t>
+      </w:r>
       <w:r>
         <w:rPr>
           <w:lang w:val="ru_RU" w:bidi="ru_RU"/>
@@ -3765,144 +2931,96 @@
         </w:rPr>
         <w:t>Связь суда со вторым пришествием впервые появляется в учении Иисуса в Евангелиях. Эта связь столь же очевидна и посланиях Нового Завета. В частности, Павел перевёл эту тему на личный уровень. Он запретил преждевременно осуждать своих собратьев-христиан: «не судите никак прежде времени, пока не придёт Господь» (</w:t>
       </w:r>
-      <w:hyperlink r:id="rId144">
-        <w:r>
-          <w:rPr>
-            <w:lang w:val="ru_RU" w:bidi="ru_RU"/>
-          </w:rPr>
-          <w:rPr>
-            <w:color w:val="0000EE"/>
-            <w:u w:val="single"/>
-          </w:rPr>
-          <w:t>1Кор.4:5</w:t>
-        </w:r>
-      </w:hyperlink>
+      <w:r>
+        <w:rPr>
+          <w:lang w:val="ru_RU" w:bidi="ru_RU"/>
+        </w:rPr>
+        <w:t>1Кор.4:5</w:t>
+      </w:r>
       <w:r>
         <w:rPr>
           <w:lang w:val="ru_RU" w:bidi="ru_RU"/>
         </w:rPr>
         <w:t>). Господь рассудит всех и выявит скрытые побуждения сердца. Павел знал, что его апостольский труд также будет оцениваться в «день Христов» (</w:t>
       </w:r>
-      <w:hyperlink r:id="rId113">
-        <w:r>
-          <w:rPr>
-            <w:lang w:val="ru_RU" w:bidi="ru_RU"/>
-          </w:rPr>
-          <w:rPr>
-            <w:color w:val="0000EE"/>
-            <w:u w:val="single"/>
-          </w:rPr>
-          <w:t>Флп.2:16</w:t>
-        </w:r>
-      </w:hyperlink>
+      <w:r>
+        <w:rPr>
+          <w:lang w:val="ru_RU" w:bidi="ru_RU"/>
+        </w:rPr>
+        <w:t>Флп.2:16</w:t>
+      </w:r>
       <w:r>
         <w:rPr>
           <w:lang w:val="ru_RU" w:bidi="ru_RU"/>
         </w:rPr>
         <w:t xml:space="preserve">; </w:t>
       </w:r>
-      <w:hyperlink r:id="rId145">
-        <w:r>
-          <w:rPr>
-            <w:lang w:val="ru_RU" w:bidi="ru_RU"/>
-          </w:rPr>
-          <w:rPr>
-            <w:color w:val="0000EE"/>
-            <w:u w:val="single"/>
-          </w:rPr>
-          <w:t>1Фес.2:19</w:t>
-        </w:r>
-      </w:hyperlink>
+      <w:r>
+        <w:rPr>
+          <w:lang w:val="ru_RU" w:bidi="ru_RU"/>
+        </w:rPr>
+        <w:t>1Фес.2:19</w:t>
+      </w:r>
       <w:r>
         <w:rPr>
           <w:lang w:val="ru_RU" w:bidi="ru_RU"/>
         </w:rPr>
         <w:t xml:space="preserve">). В других своих посланиях Павел призывает верующих помнить, что они должны предстать перед божественным трибуналом, который апостол называет «суд Христов» (где «каждый за себя даст отчёт», </w:t>
       </w:r>
-      <w:hyperlink r:id="rId146">
-        <w:r>
-          <w:rPr>
-            <w:lang w:val="ru_RU" w:bidi="ru_RU"/>
-          </w:rPr>
-          <w:rPr>
-            <w:color w:val="0000EE"/>
-            <w:u w:val="single"/>
-          </w:rPr>
-          <w:t>Рим.14:10–12</w:t>
-        </w:r>
-      </w:hyperlink>
+      <w:r>
+        <w:rPr>
+          <w:lang w:val="ru_RU" w:bidi="ru_RU"/>
+        </w:rPr>
+        <w:t>Рим.14:10–12</w:t>
+      </w:r>
       <w:r>
         <w:rPr>
           <w:lang w:val="ru_RU" w:bidi="ru_RU"/>
         </w:rPr>
         <w:t xml:space="preserve">) или «судилище Христово» (где каждый «получит соответственно тому, что он делал, живя в теле, — доброе или худое», </w:t>
       </w:r>
-      <w:hyperlink r:id="rId147">
-        <w:r>
-          <w:rPr>
-            <w:lang w:val="ru_RU" w:bidi="ru_RU"/>
-          </w:rPr>
-          <w:rPr>
-            <w:color w:val="0000EE"/>
-            <w:u w:val="single"/>
-          </w:rPr>
-          <w:t>2Кор.5:10</w:t>
-        </w:r>
-      </w:hyperlink>
+      <w:r>
+        <w:rPr>
+          <w:lang w:val="ru_RU" w:bidi="ru_RU"/>
+        </w:rPr>
+        <w:t>2Кор.5:10</w:t>
+      </w:r>
       <w:r>
         <w:rPr>
           <w:lang w:val="ru_RU" w:bidi="ru_RU"/>
         </w:rPr>
         <w:t>). Кажется ясным, что этот суд должен состояться во время Второго пришествия Христа, Который затем «будет судить живых и мертвых» (</w:t>
       </w:r>
-      <w:hyperlink r:id="rId148">
-        <w:r>
-          <w:rPr>
-            <w:lang w:val="ru_RU" w:bidi="ru_RU"/>
-          </w:rPr>
-          <w:rPr>
-            <w:color w:val="0000EE"/>
-            <w:u w:val="single"/>
-          </w:rPr>
-          <w:t>2Тим.4:1</w:t>
-        </w:r>
-      </w:hyperlink>
+      <w:r>
+        <w:rPr>
+          <w:lang w:val="ru_RU" w:bidi="ru_RU"/>
+        </w:rPr>
+        <w:t>2Тим.4:1</w:t>
+      </w:r>
       <w:r>
         <w:rPr>
           <w:lang w:val="ru_RU" w:bidi="ru_RU"/>
         </w:rPr>
         <w:t>). Поскольку Павел писал христианам, он прежде всего обращал внимание на суд, на котором предстанут все верующие по возвращении Господа. Но апостол также ясно даёт понять, что это же самое пришествие принесёт суд и тем, кто выступает против христианской веры (</w:t>
       </w:r>
-      <w:hyperlink r:id="rId149">
-        <w:r>
-          <w:rPr>
-            <w:lang w:val="ru_RU" w:bidi="ru_RU"/>
-          </w:rPr>
-          <w:rPr>
-            <w:color w:val="0000EE"/>
-            <w:u w:val="single"/>
-          </w:rPr>
-          <w:t>2Фес.1:6–10</w:t>
-        </w:r>
-      </w:hyperlink>
+      <w:r>
+        <w:rPr>
+          <w:lang w:val="ru_RU" w:bidi="ru_RU"/>
+        </w:rPr>
+        <w:t>2Фес.1:6–10</w:t>
+      </w:r>
       <w:r>
         <w:rPr>
           <w:lang w:val="ru_RU" w:bidi="ru_RU"/>
         </w:rPr>
         <w:t xml:space="preserve">). Это ясно видно в </w:t>
       </w:r>
-      <w:hyperlink r:id="rId130">
-        <w:r>
-          <w:rPr>
-            <w:lang w:val="ru_RU" w:bidi="ru_RU"/>
-          </w:rPr>
-          <w:rPr>
-            <w:color w:val="0000EE"/>
-            <w:u w:val="single"/>
-          </w:rPr>
-          <w:t>Деян.17:31</w:t>
-        </w:r>
-      </w:hyperlink>
+      <w:r>
+        <w:rPr>
+          <w:lang w:val="ru_RU" w:bidi="ru_RU"/>
+        </w:rPr>
+        <w:t>Деян.17:31</w:t>
+      </w:r>
       <w:r>
         <w:rPr>
           <w:lang w:val="ru_RU" w:bidi="ru_RU"/>
@@ -4086,36 +3204,24 @@
         </w:rPr>
         <w:t>Плата, отданная за освобождение раба, пленника; цена, уплаченная за спасение жизни или имущества. Когда Иисус говорил о Своём служении, Он сказал, что пришёл «отдать душу Свою за искупление многих» (</w:t>
       </w:r>
-      <w:hyperlink r:id="rId150">
-        <w:r>
-          <w:rPr>
-            <w:lang w:val="ru_RU" w:bidi="ru_RU"/>
-          </w:rPr>
-          <w:rPr>
-            <w:color w:val="0000EE"/>
-            <w:u w:val="single"/>
-          </w:rPr>
-          <w:t>Мф.20:28</w:t>
-        </w:r>
-      </w:hyperlink>
+      <w:r>
+        <w:rPr>
+          <w:lang w:val="ru_RU" w:bidi="ru_RU"/>
+        </w:rPr>
+        <w:t>Мф.20:28</w:t>
+      </w:r>
       <w:r>
         <w:rPr>
           <w:lang w:val="ru_RU" w:bidi="ru_RU"/>
         </w:rPr>
         <w:t xml:space="preserve">; </w:t>
       </w:r>
-      <w:hyperlink r:id="rId151">
-        <w:r>
-          <w:rPr>
-            <w:lang w:val="ru_RU" w:bidi="ru_RU"/>
-          </w:rPr>
-          <w:rPr>
-            <w:color w:val="0000EE"/>
-            <w:u w:val="single"/>
-          </w:rPr>
-          <w:t>Мк.10:45</w:t>
-        </w:r>
-      </w:hyperlink>
+      <w:r>
+        <w:rPr>
+          <w:lang w:val="ru_RU" w:bidi="ru_RU"/>
+        </w:rPr>
+        <w:t>Мк.10:45</w:t>
+      </w:r>
       <w:r>
         <w:rPr>
           <w:lang w:val="ru_RU" w:bidi="ru_RU"/>
@@ -4147,18 +3253,12 @@
         </w:rPr>
         <w:t xml:space="preserve">В Ветхом Завете Бог установил для находившегося с Ним в завете народа правила, согласно которым имущество и жизнь можно было «выкупить», то есть вернуть обратно или освободить, отдав определённую сумму (ср. </w:t>
       </w:r>
-      <w:hyperlink r:id="rId152">
-        <w:r>
-          <w:rPr>
-            <w:lang w:val="ru_RU" w:bidi="ru_RU"/>
-          </w:rPr>
-          <w:rPr>
-            <w:color w:val="0000EE"/>
-            <w:u w:val="single"/>
-          </w:rPr>
-          <w:t>Лев.25–27</w:t>
-        </w:r>
-      </w:hyperlink>
+      <w:r>
+        <w:rPr>
+          <w:lang w:val="ru_RU" w:bidi="ru_RU"/>
+        </w:rPr>
+        <w:t>Лев.25–27</w:t>
+      </w:r>
       <w:r>
         <w:rPr>
           <w:lang w:val="ru_RU" w:bidi="ru_RU"/>
@@ -4193,126 +3293,84 @@
         </w:rPr>
         <w:t>Первое еврейское слово «kopher» можно перевести как «покров» или «покрывало». «Kopher» - это денежная компенсация, которую отдавали за то, чтобы избежать наказания. К примеру, можно было выкупить жизнь человека, чей бык забодал кого-то до смерти (</w:t>
       </w:r>
-      <w:hyperlink r:id="rId153">
-        <w:r>
-          <w:rPr>
-            <w:lang w:val="ru_RU" w:bidi="ru_RU"/>
-          </w:rPr>
-          <w:rPr>
-            <w:color w:val="0000EE"/>
-            <w:u w:val="single"/>
-          </w:rPr>
-          <w:t>Исх.21:30</w:t>
-        </w:r>
-      </w:hyperlink>
+      <w:r>
+        <w:rPr>
+          <w:lang w:val="ru_RU" w:bidi="ru_RU"/>
+        </w:rPr>
+        <w:t>Исх.21:30</w:t>
+      </w:r>
       <w:r>
         <w:rPr>
           <w:lang w:val="ru_RU" w:bidi="ru_RU"/>
         </w:rPr>
         <w:t>). Бог сказал, что во время переписи каждый израильтянин должен был заплатить выкуп в размере половины сикля, чтобы избежать губительной язвы (</w:t>
       </w:r>
-      <w:hyperlink r:id="rId154">
-        <w:r>
-          <w:rPr>
-            <w:lang w:val="ru_RU" w:bidi="ru_RU"/>
-          </w:rPr>
-          <w:rPr>
-            <w:color w:val="0000EE"/>
-            <w:u w:val="single"/>
-          </w:rPr>
-          <w:t>30:12</w:t>
-        </w:r>
-      </w:hyperlink>
+      <w:r>
+        <w:rPr>
+          <w:lang w:val="ru_RU" w:bidi="ru_RU"/>
+        </w:rPr>
+        <w:t>30:12</w:t>
+      </w:r>
       <w:r>
         <w:rPr>
           <w:lang w:val="ru_RU" w:bidi="ru_RU"/>
         </w:rPr>
         <w:t>), этот выкуп был приношением Господу и использовался для служения в скинии. Нельзя было выкупить убийцу. Если он скрывался в городе-убежище, то не мог вернуться обратно, заплатив выкуп (</w:t>
       </w:r>
-      <w:hyperlink r:id="rId155">
-        <w:r>
-          <w:rPr>
-            <w:lang w:val="ru_RU" w:bidi="ru_RU"/>
-          </w:rPr>
-          <w:rPr>
-            <w:color w:val="0000EE"/>
-            <w:u w:val="single"/>
-          </w:rPr>
-          <w:t>Чис.35:31–32</w:t>
-        </w:r>
-      </w:hyperlink>
+      <w:r>
+        <w:rPr>
+          <w:lang w:val="ru_RU" w:bidi="ru_RU"/>
+        </w:rPr>
+        <w:t>Чис.35:31–32</w:t>
+      </w:r>
       <w:r>
         <w:rPr>
           <w:lang w:val="ru_RU" w:bidi="ru_RU"/>
         </w:rPr>
         <w:t>). Также выкуп не мог избавить человека от смерти (</w:t>
       </w:r>
-      <w:hyperlink r:id="rId156">
-        <w:r>
-          <w:rPr>
-            <w:lang w:val="ru_RU" w:bidi="ru_RU"/>
-          </w:rPr>
-          <w:rPr>
-            <w:color w:val="0000EE"/>
-            <w:u w:val="single"/>
-          </w:rPr>
-          <w:t>Пс.48:7–9</w:t>
-        </w:r>
-      </w:hyperlink>
+      <w:r>
+        <w:rPr>
+          <w:lang w:val="ru_RU" w:bidi="ru_RU"/>
+        </w:rPr>
+        <w:t>Пс.48:7–9</w:t>
+      </w:r>
       <w:r>
         <w:rPr>
           <w:lang w:val="ru_RU" w:bidi="ru_RU"/>
         </w:rPr>
         <w:t>). Слово «kopher» могло употребляться в значении «дар» или «взятка» (</w:t>
       </w:r>
-      <w:hyperlink r:id="rId157">
-        <w:r>
-          <w:rPr>
-            <w:lang w:val="ru_RU" w:bidi="ru_RU"/>
-          </w:rPr>
-          <w:rPr>
-            <w:color w:val="0000EE"/>
-            <w:u w:val="single"/>
-          </w:rPr>
-          <w:t>1Цар.12:3</w:t>
-        </w:r>
-      </w:hyperlink>
+      <w:r>
+        <w:rPr>
+          <w:lang w:val="ru_RU" w:bidi="ru_RU"/>
+        </w:rPr>
+        <w:t>1Цар.12:3</w:t>
+      </w:r>
       <w:r>
         <w:rPr>
           <w:lang w:val="ru_RU" w:bidi="ru_RU"/>
         </w:rPr>
         <w:t xml:space="preserve">; </w:t>
       </w:r>
-      <w:hyperlink r:id="rId158">
-        <w:r>
-          <w:rPr>
-            <w:lang w:val="ru_RU" w:bidi="ru_RU"/>
-          </w:rPr>
-          <w:rPr>
-            <w:color w:val="0000EE"/>
-            <w:u w:val="single"/>
-          </w:rPr>
-          <w:t>Пр.6:35</w:t>
-        </w:r>
-      </w:hyperlink>
+      <w:r>
+        <w:rPr>
+          <w:lang w:val="ru_RU" w:bidi="ru_RU"/>
+        </w:rPr>
+        <w:t>Пр.6:35</w:t>
+      </w:r>
       <w:r>
         <w:rPr>
           <w:lang w:val="ru_RU" w:bidi="ru_RU"/>
         </w:rPr>
         <w:t xml:space="preserve">; </w:t>
       </w:r>
-      <w:hyperlink r:id="rId159">
-        <w:r>
-          <w:rPr>
-            <w:lang w:val="ru_RU" w:bidi="ru_RU"/>
-          </w:rPr>
-          <w:rPr>
-            <w:color w:val="0000EE"/>
-            <w:u w:val="single"/>
-          </w:rPr>
-          <w:t>Ам.5:12</w:t>
-        </w:r>
-      </w:hyperlink>
+      <w:r>
+        <w:rPr>
+          <w:lang w:val="ru_RU" w:bidi="ru_RU"/>
+        </w:rPr>
+        <w:t>Ам.5:12</w:t>
+      </w:r>
       <w:r>
         <w:rPr>
           <w:lang w:val="ru_RU" w:bidi="ru_RU"/>
@@ -4359,234 +3417,156 @@
         </w:rPr>
         <w:t>, которое буквально переводится как «восстановитель» или «искупитель», происходит от однокоренного еврейского слова, употреблявшегося в значении «восстанавливать», «исправлять», «избавлять», «спасать». Это слово было связано с Божьими постановлениями о семейном праве, налагавшими различные обязательства на родственников (</w:t>
       </w:r>
-      <w:hyperlink r:id="rId160">
-        <w:r>
-          <w:rPr>
-            <w:lang w:val="ru_RU" w:bidi="ru_RU"/>
-          </w:rPr>
-          <w:rPr>
-            <w:color w:val="0000EE"/>
-            <w:u w:val="single"/>
-          </w:rPr>
-          <w:t>Лев.25:25–55</w:t>
-        </w:r>
-      </w:hyperlink>
+      <w:r>
+        <w:rPr>
+          <w:lang w:val="ru_RU" w:bidi="ru_RU"/>
+        </w:rPr>
+        <w:t>Лев.25:25–55</w:t>
+      </w:r>
       <w:r>
         <w:rPr>
           <w:lang w:val="ru_RU" w:bidi="ru_RU"/>
         </w:rPr>
         <w:t>). Например, если человек продавал своё имущество, его родственник обладал правами и обязанностями выкупить это имущество (</w:t>
       </w:r>
-      <w:hyperlink r:id="rId161">
-        <w:r>
-          <w:rPr>
-            <w:lang w:val="ru_RU" w:bidi="ru_RU"/>
-          </w:rPr>
-          <w:rPr>
-            <w:color w:val="0000EE"/>
-            <w:u w:val="single"/>
-          </w:rPr>
-          <w:t>Лев.25:25–34</w:t>
-        </w:r>
-      </w:hyperlink>
+      <w:r>
+        <w:rPr>
+          <w:lang w:val="ru_RU" w:bidi="ru_RU"/>
+        </w:rPr>
+        <w:t>Лев.25:25–34</w:t>
+      </w:r>
       <w:r>
         <w:rPr>
           <w:lang w:val="ru_RU" w:bidi="ru_RU"/>
         </w:rPr>
         <w:t xml:space="preserve">; </w:t>
       </w:r>
-      <w:hyperlink r:id="rId162">
-        <w:r>
-          <w:rPr>
-            <w:lang w:val="ru_RU" w:bidi="ru_RU"/>
-          </w:rPr>
-          <w:rPr>
-            <w:color w:val="0000EE"/>
-            <w:u w:val="single"/>
-          </w:rPr>
-          <w:t>Руф.4:4–6</w:t>
-        </w:r>
-      </w:hyperlink>
+      <w:r>
+        <w:rPr>
+          <w:lang w:val="ru_RU" w:bidi="ru_RU"/>
+        </w:rPr>
+        <w:t>Руф.4:4–6</w:t>
+      </w:r>
       <w:r>
         <w:rPr>
           <w:lang w:val="ru_RU" w:bidi="ru_RU"/>
         </w:rPr>
         <w:t>); он также должен был выкупить своего собрата, продавшего себя по причине бедности во временное рабство незнакомцу или пришельцу (</w:t>
       </w:r>
-      <w:hyperlink r:id="rId163">
-        <w:r>
-          <w:rPr>
-            <w:lang w:val="ru_RU" w:bidi="ru_RU"/>
-          </w:rPr>
-          <w:rPr>
-            <w:color w:val="0000EE"/>
-            <w:u w:val="single"/>
-          </w:rPr>
-          <w:t>Лев.25:47–55</w:t>
-        </w:r>
-      </w:hyperlink>
+      <w:r>
+        <w:rPr>
+          <w:lang w:val="ru_RU" w:bidi="ru_RU"/>
+        </w:rPr>
+        <w:t>Лев.25:47–55</w:t>
+      </w:r>
       <w:r>
         <w:rPr>
           <w:lang w:val="ru_RU" w:bidi="ru_RU"/>
         </w:rPr>
         <w:t>); либо он мог отомстить за кровь погибшего родственника и добиться расплаты за пролитую кровь (</w:t>
       </w:r>
-      <w:hyperlink r:id="rId164">
-        <w:r>
-          <w:rPr>
-            <w:lang w:val="ru_RU" w:bidi="ru_RU"/>
-          </w:rPr>
-          <w:rPr>
-            <w:color w:val="0000EE"/>
-            <w:u w:val="single"/>
-          </w:rPr>
-          <w:t>Чис.35:19–27</w:t>
-        </w:r>
-      </w:hyperlink>
+      <w:r>
+        <w:rPr>
+          <w:lang w:val="ru_RU" w:bidi="ru_RU"/>
+        </w:rPr>
+        <w:t>Чис.35:19–27</w:t>
+      </w:r>
       <w:r>
         <w:rPr>
           <w:lang w:val="ru_RU" w:bidi="ru_RU"/>
         </w:rPr>
         <w:t xml:space="preserve">; </w:t>
       </w:r>
-      <w:hyperlink r:id="rId165">
-        <w:r>
-          <w:rPr>
-            <w:lang w:val="ru_RU" w:bidi="ru_RU"/>
-          </w:rPr>
-          <w:rPr>
-            <w:color w:val="0000EE"/>
-            <w:u w:val="single"/>
-          </w:rPr>
-          <w:t>Иис.Нав.20:3–5</w:t>
-        </w:r>
-      </w:hyperlink>
+      <w:r>
+        <w:rPr>
+          <w:lang w:val="ru_RU" w:bidi="ru_RU"/>
+        </w:rPr>
+        <w:t>Иис.Нав.20:3–5</w:t>
+      </w:r>
       <w:r>
         <w:rPr>
           <w:lang w:val="ru_RU" w:bidi="ru_RU"/>
         </w:rPr>
         <w:t>). Он должен был жениться на вдове своего брата, если тот умирал бездетным; так родственник умершего мог продолжить род брата, и имя умершего не было забыто в Израиле (</w:t>
       </w:r>
-      <w:hyperlink r:id="rId166">
-        <w:r>
-          <w:rPr>
-            <w:lang w:val="ru_RU" w:bidi="ru_RU"/>
-          </w:rPr>
-          <w:rPr>
-            <w:color w:val="0000EE"/>
-            <w:u w:val="single"/>
-          </w:rPr>
-          <w:t>Руф.3:9–13</w:t>
-        </w:r>
-      </w:hyperlink>
+      <w:r>
+        <w:rPr>
+          <w:lang w:val="ru_RU" w:bidi="ru_RU"/>
+        </w:rPr>
+        <w:t>Руф.3:9–13</w:t>
+      </w:r>
       <w:r>
         <w:rPr>
           <w:lang w:val="ru_RU" w:bidi="ru_RU"/>
         </w:rPr>
         <w:t xml:space="preserve">; </w:t>
       </w:r>
-      <w:hyperlink r:id="rId167">
-        <w:r>
-          <w:rPr>
-            <w:lang w:val="ru_RU" w:bidi="ru_RU"/>
-          </w:rPr>
-          <w:rPr>
-            <w:color w:val="0000EE"/>
-            <w:u w:val="single"/>
-          </w:rPr>
-          <w:t>4:1–12</w:t>
-        </w:r>
-      </w:hyperlink>
+      <w:r>
+        <w:rPr>
+          <w:lang w:val="ru_RU" w:bidi="ru_RU"/>
+        </w:rPr>
+        <w:t>4:1–12</w:t>
+      </w:r>
       <w:r>
         <w:rPr>
           <w:lang w:val="ru_RU" w:bidi="ru_RU"/>
         </w:rPr>
         <w:t>). Основной смысл слова «go’el» – это «защитник», «искупитель». Наиболее ярким примером такого употребления является эпизод, когда Иов взывает к Богу об искуплении (</w:t>
       </w:r>
-      <w:hyperlink r:id="rId168">
-        <w:r>
-          <w:rPr>
-            <w:lang w:val="ru_RU" w:bidi="ru_RU"/>
-          </w:rPr>
-          <w:rPr>
-            <w:color w:val="0000EE"/>
-            <w:u w:val="single"/>
-          </w:rPr>
-          <w:t>Иов 19:25</w:t>
-        </w:r>
-      </w:hyperlink>
+      <w:r>
+        <w:rPr>
+          <w:lang w:val="ru_RU" w:bidi="ru_RU"/>
+        </w:rPr>
+        <w:t>Иов 19:25</w:t>
+      </w:r>
       <w:r>
         <w:rPr>
           <w:lang w:val="ru_RU" w:bidi="ru_RU"/>
         </w:rPr>
         <w:t>). Бог является искупителем и защитником («go’el») Израиля в высочайшем смысле этого слова: Он избавил Свой народ от египетского рабства (</w:t>
       </w:r>
-      <w:hyperlink r:id="rId169">
-        <w:r>
-          <w:rPr>
-            <w:lang w:val="ru_RU" w:bidi="ru_RU"/>
-          </w:rPr>
-          <w:rPr>
-            <w:color w:val="0000EE"/>
-            <w:u w:val="single"/>
-          </w:rPr>
-          <w:t>Исх.6:5–7</w:t>
-        </w:r>
-      </w:hyperlink>
+      <w:r>
+        <w:rPr>
+          <w:lang w:val="ru_RU" w:bidi="ru_RU"/>
+        </w:rPr>
+        <w:t>Исх.6:5–7</w:t>
+      </w:r>
       <w:r>
         <w:rPr>
           <w:lang w:val="ru_RU" w:bidi="ru_RU"/>
         </w:rPr>
         <w:t xml:space="preserve">), вавилонского плена и других страданий (в </w:t>
       </w:r>
-      <w:hyperlink r:id="rId170">
-        <w:r>
-          <w:rPr>
-            <w:lang w:val="ru_RU" w:bidi="ru_RU"/>
-          </w:rPr>
-          <w:rPr>
-            <w:color w:val="0000EE"/>
-            <w:u w:val="single"/>
-          </w:rPr>
-          <w:t>Ис.40–46</w:t>
-        </w:r>
-      </w:hyperlink>
+      <w:r>
+        <w:rPr>
+          <w:lang w:val="ru_RU" w:bidi="ru_RU"/>
+        </w:rPr>
+        <w:t>Ис.40–46</w:t>
+      </w:r>
       <w:r>
         <w:rPr>
           <w:lang w:val="ru_RU" w:bidi="ru_RU"/>
         </w:rPr>
         <w:t xml:space="preserve"> слово «go’el» встречается 13 раз). Об израильтянах сказано, что они «избавлены Господом» (</w:t>
       </w:r>
-      <w:hyperlink r:id="rId171">
-        <w:r>
-          <w:rPr>
-            <w:lang w:val="ru_RU" w:bidi="ru_RU"/>
-          </w:rPr>
-          <w:rPr>
-            <w:color w:val="0000EE"/>
-            <w:u w:val="single"/>
-          </w:rPr>
-          <w:t>Ис.35:10</w:t>
-        </w:r>
-      </w:hyperlink>
+      <w:r>
+        <w:rPr>
+          <w:lang w:val="ru_RU" w:bidi="ru_RU"/>
+        </w:rPr>
+        <w:t>Ис.35:10</w:t>
+      </w:r>
       <w:r>
         <w:rPr>
           <w:lang w:val="ru_RU" w:bidi="ru_RU"/>
         </w:rPr>
         <w:t>) и что они были «выкуплены без серебра» (</w:t>
       </w:r>
-      <w:hyperlink r:id="rId172">
-        <w:r>
-          <w:rPr>
-            <w:lang w:val="ru_RU" w:bidi="ru_RU"/>
-          </w:rPr>
-          <w:rPr>
-            <w:color w:val="0000EE"/>
-            <w:u w:val="single"/>
-          </w:rPr>
-          <w:t>52:3</w:t>
-        </w:r>
-      </w:hyperlink>
+      <w:r>
+        <w:rPr>
+          <w:lang w:val="ru_RU" w:bidi="ru_RU"/>
+        </w:rPr>
+        <w:t>52:3</w:t>
+      </w:r>
       <w:r>
         <w:rPr>
           <w:lang w:val="ru_RU" w:bidi="ru_RU"/>
@@ -4607,486 +3587,324 @@
         </w:rPr>
         <w:t>Третье еврейское ветхозаветное слово – это «pidyon». Оно взято из области коммерческого права и используется в значении «выкуп» или «плата». Каждый первенец в Израиле принадлежал Богу, потому что Он спас всех еврейских первенцев во время Пасхи, поэтому за старших сыновей нужно было платить выкуп (</w:t>
       </w:r>
-      <w:hyperlink r:id="rId173">
-        <w:r>
-          <w:rPr>
-            <w:lang w:val="ru_RU" w:bidi="ru_RU"/>
-          </w:rPr>
-          <w:rPr>
-            <w:color w:val="0000EE"/>
-            <w:u w:val="single"/>
-          </w:rPr>
-          <w:t>Исх.13:12–15</w:t>
-        </w:r>
-      </w:hyperlink>
+      <w:r>
+        <w:rPr>
+          <w:lang w:val="ru_RU" w:bidi="ru_RU"/>
+        </w:rPr>
+        <w:t>Исх.13:12–15</w:t>
+      </w:r>
       <w:r>
         <w:rPr>
           <w:lang w:val="ru_RU" w:bidi="ru_RU"/>
         </w:rPr>
         <w:t xml:space="preserve">; </w:t>
       </w:r>
-      <w:hyperlink r:id="rId174">
-        <w:r>
-          <w:rPr>
-            <w:lang w:val="ru_RU" w:bidi="ru_RU"/>
-          </w:rPr>
-          <w:rPr>
-            <w:color w:val="0000EE"/>
-            <w:u w:val="single"/>
-          </w:rPr>
-          <w:t>34:20</w:t>
-        </w:r>
-      </w:hyperlink>
+      <w:r>
+        <w:rPr>
+          <w:lang w:val="ru_RU" w:bidi="ru_RU"/>
+        </w:rPr>
+        <w:t>34:20</w:t>
+      </w:r>
       <w:r>
         <w:rPr>
           <w:lang w:val="ru_RU" w:bidi="ru_RU"/>
         </w:rPr>
         <w:t xml:space="preserve">; </w:t>
       </w:r>
-      <w:hyperlink r:id="rId175">
-        <w:r>
-          <w:rPr>
-            <w:lang w:val="ru_RU" w:bidi="ru_RU"/>
-          </w:rPr>
-          <w:rPr>
-            <w:color w:val="0000EE"/>
-            <w:u w:val="single"/>
-          </w:rPr>
-          <w:t>Лев.27:27</w:t>
-        </w:r>
-      </w:hyperlink>
+      <w:r>
+        <w:rPr>
+          <w:lang w:val="ru_RU" w:bidi="ru_RU"/>
+        </w:rPr>
+        <w:t>Лев.27:27</w:t>
+      </w:r>
       <w:r>
         <w:rPr>
           <w:lang w:val="ru_RU" w:bidi="ru_RU"/>
         </w:rPr>
         <w:t xml:space="preserve">; </w:t>
       </w:r>
-      <w:hyperlink r:id="rId176">
-        <w:r>
-          <w:rPr>
-            <w:lang w:val="ru_RU" w:bidi="ru_RU"/>
-          </w:rPr>
-          <w:rPr>
-            <w:color w:val="0000EE"/>
-            <w:u w:val="single"/>
-          </w:rPr>
-          <w:t>Чис.18:15–17</w:t>
-        </w:r>
-      </w:hyperlink>
+      <w:r>
+        <w:rPr>
+          <w:lang w:val="ru_RU" w:bidi="ru_RU"/>
+        </w:rPr>
+        <w:t>Чис.18:15–17</w:t>
+      </w:r>
       <w:r>
         <w:rPr>
           <w:lang w:val="ru_RU" w:bidi="ru_RU"/>
         </w:rPr>
         <w:t>). Впоследствии всё колено Левия было отделено как колено священников, которые заменили собой первенцев Израиля. При подсчёте первенцев оказалось на 273 человека больше, чем левитов, поэтому за каждого первенца нужно было заплатить выкуп в размере пяти сиклей (</w:t>
       </w:r>
-      <w:hyperlink r:id="rId177">
-        <w:r>
-          <w:rPr>
-            <w:lang w:val="ru_RU" w:bidi="ru_RU"/>
-          </w:rPr>
-          <w:rPr>
-            <w:color w:val="0000EE"/>
-            <w:u w:val="single"/>
-          </w:rPr>
-          <w:t>Чис.3:40–46</w:t>
-        </w:r>
-      </w:hyperlink>
+      <w:r>
+        <w:rPr>
+          <w:lang w:val="ru_RU" w:bidi="ru_RU"/>
+        </w:rPr>
+        <w:t>Чис.3:40–46</w:t>
+      </w:r>
       <w:r>
         <w:rPr>
           <w:lang w:val="ru_RU" w:bidi="ru_RU"/>
         </w:rPr>
         <w:t>). Слово «pidyon» также использовалось, когда речь шла о цене, уплаченной при выкупе раба (</w:t>
       </w:r>
-      <w:hyperlink r:id="rId178">
-        <w:r>
-          <w:rPr>
-            <w:lang w:val="ru_RU" w:bidi="ru_RU"/>
-          </w:rPr>
-          <w:rPr>
-            <w:color w:val="0000EE"/>
-            <w:u w:val="single"/>
-          </w:rPr>
-          <w:t>Втор.15:15</w:t>
-        </w:r>
-      </w:hyperlink>
+      <w:r>
+        <w:rPr>
+          <w:lang w:val="ru_RU" w:bidi="ru_RU"/>
+        </w:rPr>
+        <w:t>Втор.15:15</w:t>
+      </w:r>
       <w:r>
         <w:rPr>
           <w:lang w:val="ru_RU" w:bidi="ru_RU"/>
         </w:rPr>
         <w:t xml:space="preserve">; </w:t>
       </w:r>
-      <w:hyperlink r:id="rId179">
-        <w:r>
-          <w:rPr>
-            <w:lang w:val="ru_RU" w:bidi="ru_RU"/>
-          </w:rPr>
-          <w:rPr>
-            <w:color w:val="0000EE"/>
-            <w:u w:val="single"/>
-          </w:rPr>
-          <w:t>24:18</w:t>
-        </w:r>
-      </w:hyperlink>
+      <w:r>
+        <w:rPr>
+          <w:lang w:val="ru_RU" w:bidi="ru_RU"/>
+        </w:rPr>
+        <w:t>24:18</w:t>
+      </w:r>
       <w:r>
         <w:rPr>
           <w:lang w:val="ru_RU" w:bidi="ru_RU"/>
         </w:rPr>
         <w:t>) или наложницы-рабыни (</w:t>
       </w:r>
-      <w:hyperlink r:id="rId180">
-        <w:r>
-          <w:rPr>
-            <w:lang w:val="ru_RU" w:bidi="ru_RU"/>
-          </w:rPr>
-          <w:rPr>
-            <w:color w:val="0000EE"/>
-            <w:u w:val="single"/>
-          </w:rPr>
-          <w:t>Исх.21:8–11</w:t>
-        </w:r>
-      </w:hyperlink>
+      <w:r>
+        <w:rPr>
+          <w:lang w:val="ru_RU" w:bidi="ru_RU"/>
+        </w:rPr>
+        <w:t>Исх.21:8–11</w:t>
+      </w:r>
       <w:r>
         <w:rPr>
           <w:lang w:val="ru_RU" w:bidi="ru_RU"/>
         </w:rPr>
         <w:t xml:space="preserve">; </w:t>
       </w:r>
-      <w:hyperlink r:id="rId181">
-        <w:r>
-          <w:rPr>
-            <w:lang w:val="ru_RU" w:bidi="ru_RU"/>
-          </w:rPr>
-          <w:rPr>
-            <w:color w:val="0000EE"/>
-            <w:u w:val="single"/>
-          </w:rPr>
-          <w:t>Лев.19:20</w:t>
-        </w:r>
-      </w:hyperlink>
+      <w:r>
+        <w:rPr>
+          <w:lang w:val="ru_RU" w:bidi="ru_RU"/>
+        </w:rPr>
+        <w:t>Лев.19:20</w:t>
+      </w:r>
       <w:r>
         <w:rPr>
           <w:lang w:val="ru_RU" w:bidi="ru_RU"/>
         </w:rPr>
         <w:t>). Бог сравнивает такого рода избавление со спасением Израиля от египетского рабства (</w:t>
       </w:r>
-      <w:hyperlink r:id="rId178">
-        <w:r>
-          <w:rPr>
-            <w:lang w:val="ru_RU" w:bidi="ru_RU"/>
-          </w:rPr>
-          <w:rPr>
-            <w:color w:val="0000EE"/>
-            <w:u w:val="single"/>
-          </w:rPr>
-          <w:t>Втор.15:15</w:t>
-        </w:r>
-      </w:hyperlink>
+      <w:r>
+        <w:rPr>
+          <w:lang w:val="ru_RU" w:bidi="ru_RU"/>
+        </w:rPr>
+        <w:t>Втор.15:15</w:t>
+      </w:r>
       <w:r>
         <w:rPr>
           <w:lang w:val="ru_RU" w:bidi="ru_RU"/>
         </w:rPr>
         <w:t xml:space="preserve">; </w:t>
       </w:r>
-      <w:hyperlink r:id="rId179">
-        <w:r>
-          <w:rPr>
-            <w:lang w:val="ru_RU" w:bidi="ru_RU"/>
-          </w:rPr>
-          <w:rPr>
-            <w:color w:val="0000EE"/>
-            <w:u w:val="single"/>
-          </w:rPr>
-          <w:t>24:18</w:t>
-        </w:r>
-      </w:hyperlink>
+      <w:r>
+        <w:rPr>
+          <w:lang w:val="ru_RU" w:bidi="ru_RU"/>
+        </w:rPr>
+        <w:t>24:18</w:t>
+      </w:r>
       <w:r>
         <w:rPr>
           <w:lang w:val="ru_RU" w:bidi="ru_RU"/>
         </w:rPr>
         <w:t>). Еврейское слово «pidyon» употребляется, когда говорится о Божьем освобождении Израиля из Египта (</w:t>
       </w:r>
-      <w:hyperlink r:id="rId182">
-        <w:r>
-          <w:rPr>
-            <w:lang w:val="ru_RU" w:bidi="ru_RU"/>
-          </w:rPr>
-          <w:rPr>
-            <w:color w:val="0000EE"/>
-            <w:u w:val="single"/>
-          </w:rPr>
-          <w:t>Втор.7:8</w:t>
-        </w:r>
-      </w:hyperlink>
+      <w:r>
+        <w:rPr>
+          <w:lang w:val="ru_RU" w:bidi="ru_RU"/>
+        </w:rPr>
+        <w:t>Втор.7:8</w:t>
+      </w:r>
       <w:r>
         <w:rPr>
           <w:lang w:val="ru_RU" w:bidi="ru_RU"/>
         </w:rPr>
         <w:t xml:space="preserve">; </w:t>
       </w:r>
-      <w:hyperlink r:id="rId183">
-        <w:r>
-          <w:rPr>
-            <w:lang w:val="ru_RU" w:bidi="ru_RU"/>
-          </w:rPr>
-          <w:rPr>
-            <w:color w:val="0000EE"/>
-            <w:u w:val="single"/>
-          </w:rPr>
-          <w:t>9:26</w:t>
-        </w:r>
-      </w:hyperlink>
+      <w:r>
+        <w:rPr>
+          <w:lang w:val="ru_RU" w:bidi="ru_RU"/>
+        </w:rPr>
+        <w:t>9:26</w:t>
+      </w:r>
       <w:r>
         <w:rPr>
           <w:lang w:val="ru_RU" w:bidi="ru_RU"/>
         </w:rPr>
         <w:t xml:space="preserve">; </w:t>
       </w:r>
-      <w:hyperlink r:id="rId184">
-        <w:r>
-          <w:rPr>
-            <w:lang w:val="ru_RU" w:bidi="ru_RU"/>
-          </w:rPr>
-          <w:rPr>
-            <w:color w:val="0000EE"/>
-            <w:u w:val="single"/>
-          </w:rPr>
-          <w:t>13:5</w:t>
-        </w:r>
-      </w:hyperlink>
+      <w:r>
+        <w:rPr>
+          <w:lang w:val="ru_RU" w:bidi="ru_RU"/>
+        </w:rPr>
+        <w:t>13:5</w:t>
+      </w:r>
       <w:r>
         <w:rPr>
           <w:lang w:val="ru_RU" w:bidi="ru_RU"/>
         </w:rPr>
         <w:t xml:space="preserve">; </w:t>
       </w:r>
-      <w:hyperlink r:id="rId185">
-        <w:r>
-          <w:rPr>
-            <w:lang w:val="ru_RU" w:bidi="ru_RU"/>
-          </w:rPr>
-          <w:rPr>
-            <w:color w:val="0000EE"/>
-            <w:u w:val="single"/>
-          </w:rPr>
-          <w:t>2Цар.7:23</w:t>
-        </w:r>
-      </w:hyperlink>
+      <w:r>
+        <w:rPr>
+          <w:lang w:val="ru_RU" w:bidi="ru_RU"/>
+        </w:rPr>
+        <w:t>2Цар.7:23</w:t>
+      </w:r>
       <w:r>
         <w:rPr>
           <w:lang w:val="ru_RU" w:bidi="ru_RU"/>
         </w:rPr>
         <w:t xml:space="preserve">; </w:t>
       </w:r>
-      <w:hyperlink r:id="rId186">
-        <w:r>
-          <w:rPr>
-            <w:lang w:val="ru_RU" w:bidi="ru_RU"/>
-          </w:rPr>
-          <w:rPr>
-            <w:color w:val="0000EE"/>
-            <w:u w:val="single"/>
-          </w:rPr>
-          <w:t>1Пар.17:21</w:t>
-        </w:r>
-      </w:hyperlink>
+      <w:r>
+        <w:rPr>
+          <w:lang w:val="ru_RU" w:bidi="ru_RU"/>
+        </w:rPr>
+        <w:t>1Пар.17:21</w:t>
+      </w:r>
       <w:r>
         <w:rPr>
           <w:lang w:val="ru_RU" w:bidi="ru_RU"/>
         </w:rPr>
         <w:t xml:space="preserve">; </w:t>
       </w:r>
-      <w:hyperlink r:id="rId187">
-        <w:r>
-          <w:rPr>
-            <w:lang w:val="ru_RU" w:bidi="ru_RU"/>
-          </w:rPr>
-          <w:rPr>
-            <w:color w:val="0000EE"/>
-            <w:u w:val="single"/>
-          </w:rPr>
-          <w:t>Пс.77:42</w:t>
-        </w:r>
-      </w:hyperlink>
+      <w:r>
+        <w:rPr>
+          <w:lang w:val="ru_RU" w:bidi="ru_RU"/>
+        </w:rPr>
+        <w:t>Пс.77:42</w:t>
+      </w:r>
       <w:r>
         <w:rPr>
           <w:lang w:val="ru_RU" w:bidi="ru_RU"/>
         </w:rPr>
         <w:t>) и из вавилонского плена (</w:t>
       </w:r>
-      <w:hyperlink r:id="rId171">
-        <w:r>
-          <w:rPr>
-            <w:lang w:val="ru_RU" w:bidi="ru_RU"/>
-          </w:rPr>
-          <w:rPr>
-            <w:color w:val="0000EE"/>
-            <w:u w:val="single"/>
-          </w:rPr>
-          <w:t>Ис.35:10</w:t>
-        </w:r>
-      </w:hyperlink>
+      <w:r>
+        <w:rPr>
+          <w:lang w:val="ru_RU" w:bidi="ru_RU"/>
+        </w:rPr>
+        <w:t>Ис.35:10</w:t>
+      </w:r>
       <w:r>
         <w:rPr>
           <w:lang w:val="ru_RU" w:bidi="ru_RU"/>
         </w:rPr>
         <w:t xml:space="preserve">; </w:t>
       </w:r>
-      <w:hyperlink r:id="rId188">
-        <w:r>
-          <w:rPr>
-            <w:lang w:val="ru_RU" w:bidi="ru_RU"/>
-          </w:rPr>
-          <w:rPr>
-            <w:color w:val="0000EE"/>
-            <w:u w:val="single"/>
-          </w:rPr>
-          <w:t>51:11</w:t>
-        </w:r>
-      </w:hyperlink>
+      <w:r>
+        <w:rPr>
+          <w:lang w:val="ru_RU" w:bidi="ru_RU"/>
+        </w:rPr>
+        <w:t>51:11</w:t>
+      </w:r>
       <w:r>
         <w:rPr>
           <w:lang w:val="ru_RU" w:bidi="ru_RU"/>
         </w:rPr>
         <w:t>). Иногда Бог выкупает людей без объяснения конкретного случая (</w:t>
       </w:r>
-      <w:hyperlink r:id="rId189">
-        <w:r>
-          <w:rPr>
-            <w:lang w:val="ru_RU" w:bidi="ru_RU"/>
-          </w:rPr>
-          <w:rPr>
-            <w:color w:val="0000EE"/>
-            <w:u w:val="single"/>
-          </w:rPr>
-          <w:t>Ос.7:13</w:t>
-        </w:r>
-      </w:hyperlink>
+      <w:r>
+        <w:rPr>
+          <w:lang w:val="ru_RU" w:bidi="ru_RU"/>
+        </w:rPr>
+        <w:t>Ос.7:13</w:t>
+      </w:r>
       <w:r>
         <w:rPr>
           <w:lang w:val="ru_RU" w:bidi="ru_RU"/>
         </w:rPr>
         <w:t xml:space="preserve">; ср. </w:t>
       </w:r>
-      <w:hyperlink r:id="rId190">
-        <w:r>
-          <w:rPr>
-            <w:lang w:val="ru_RU" w:bidi="ru_RU"/>
-          </w:rPr>
-          <w:rPr>
-            <w:color w:val="0000EE"/>
-            <w:u w:val="single"/>
-          </w:rPr>
-          <w:t>Втор.21:8</w:t>
-        </w:r>
-      </w:hyperlink>
+      <w:r>
+        <w:rPr>
+          <w:lang w:val="ru_RU" w:bidi="ru_RU"/>
+        </w:rPr>
+        <w:t>Втор.21:8</w:t>
+      </w:r>
       <w:r>
         <w:rPr>
           <w:lang w:val="ru_RU" w:bidi="ru_RU"/>
         </w:rPr>
         <w:t xml:space="preserve">; </w:t>
       </w:r>
-      <w:hyperlink r:id="rId191">
-        <w:r>
-          <w:rPr>
-            <w:lang w:val="ru_RU" w:bidi="ru_RU"/>
-          </w:rPr>
-          <w:rPr>
-            <w:color w:val="0000EE"/>
-            <w:u w:val="single"/>
-          </w:rPr>
-          <w:t>Неем.1:10</w:t>
-        </w:r>
-      </w:hyperlink>
+      <w:r>
+        <w:rPr>
+          <w:lang w:val="ru_RU" w:bidi="ru_RU"/>
+        </w:rPr>
+        <w:t>Неем.1:10</w:t>
+      </w:r>
       <w:r>
         <w:rPr>
           <w:lang w:val="ru_RU" w:bidi="ru_RU"/>
         </w:rPr>
         <w:t xml:space="preserve">; </w:t>
       </w:r>
-      <w:hyperlink r:id="rId192">
-        <w:r>
-          <w:rPr>
-            <w:lang w:val="ru_RU" w:bidi="ru_RU"/>
-          </w:rPr>
-          <w:rPr>
-            <w:color w:val="0000EE"/>
-            <w:u w:val="single"/>
-          </w:rPr>
-          <w:t>Ис.1:27</w:t>
-        </w:r>
-      </w:hyperlink>
+      <w:r>
+        <w:rPr>
+          <w:lang w:val="ru_RU" w:bidi="ru_RU"/>
+        </w:rPr>
+        <w:t>Ис.1:27</w:t>
+      </w:r>
       <w:r>
         <w:rPr>
           <w:lang w:val="ru_RU" w:bidi="ru_RU"/>
         </w:rPr>
         <w:t xml:space="preserve">; </w:t>
       </w:r>
-      <w:hyperlink r:id="rId193">
-        <w:r>
-          <w:rPr>
-            <w:lang w:val="ru_RU" w:bidi="ru_RU"/>
-          </w:rPr>
-          <w:rPr>
-            <w:color w:val="0000EE"/>
-            <w:u w:val="single"/>
-          </w:rPr>
-          <w:t>Иер.31:11</w:t>
-        </w:r>
-      </w:hyperlink>
+      <w:r>
+        <w:rPr>
+          <w:lang w:val="ru_RU" w:bidi="ru_RU"/>
+        </w:rPr>
+        <w:t>Иер.31:11</w:t>
+      </w:r>
       <w:r>
         <w:rPr>
           <w:lang w:val="ru_RU" w:bidi="ru_RU"/>
         </w:rPr>
         <w:t>). Бог также избавляет от смерти (</w:t>
       </w:r>
-      <w:hyperlink r:id="rId194">
-        <w:r>
-          <w:rPr>
-            <w:lang w:val="ru_RU" w:bidi="ru_RU"/>
-          </w:rPr>
-          <w:rPr>
-            <w:color w:val="0000EE"/>
-            <w:u w:val="single"/>
-          </w:rPr>
-          <w:t>Ос.13:14</w:t>
-        </w:r>
-      </w:hyperlink>
+      <w:r>
+        <w:rPr>
+          <w:lang w:val="ru_RU" w:bidi="ru_RU"/>
+        </w:rPr>
+        <w:t>Ос.13:14</w:t>
+      </w:r>
       <w:r>
         <w:rPr>
           <w:lang w:val="ru_RU" w:bidi="ru_RU"/>
         </w:rPr>
         <w:t>), беззаконий (</w:t>
       </w:r>
-      <w:hyperlink r:id="rId195">
-        <w:r>
-          <w:rPr>
-            <w:lang w:val="ru_RU" w:bidi="ru_RU"/>
-          </w:rPr>
-          <w:rPr>
-            <w:color w:val="0000EE"/>
-            <w:u w:val="single"/>
-          </w:rPr>
-          <w:t>Пс.129:8</w:t>
-        </w:r>
-      </w:hyperlink>
+      <w:r>
+        <w:rPr>
+          <w:lang w:val="ru_RU" w:bidi="ru_RU"/>
+        </w:rPr>
+        <w:t>Пс.129:8</w:t>
+      </w:r>
       <w:r>
         <w:rPr>
           <w:lang w:val="ru_RU" w:bidi="ru_RU"/>
         </w:rPr>
         <w:t>) и бед (</w:t>
       </w:r>
-      <w:hyperlink r:id="rId196">
-        <w:r>
-          <w:rPr>
-            <w:lang w:val="ru_RU" w:bidi="ru_RU"/>
-          </w:rPr>
-          <w:rPr>
-            <w:color w:val="0000EE"/>
-            <w:u w:val="single"/>
-          </w:rPr>
-          <w:t>25:22</w:t>
-        </w:r>
-      </w:hyperlink>
+      <w:r>
+        <w:rPr>
+          <w:lang w:val="ru_RU" w:bidi="ru_RU"/>
+        </w:rPr>
+        <w:t>25:22</w:t>
+      </w:r>
       <w:r>
         <w:rPr>
           <w:lang w:val="ru_RU" w:bidi="ru_RU"/>
@@ -5132,144 +3950,96 @@
         </w:rPr>
         <w:t>Самым важным случаем использования этого слова в Новом Завете является высказывание Иисуса о Его смерти, где Он сказал, что умрёт «за искупление многих» (</w:t>
       </w:r>
-      <w:hyperlink r:id="rId150">
-        <w:r>
-          <w:rPr>
-            <w:lang w:val="ru_RU" w:bidi="ru_RU"/>
-          </w:rPr>
-          <w:rPr>
-            <w:color w:val="0000EE"/>
-            <w:u w:val="single"/>
-          </w:rPr>
-          <w:t>Мф.20:28</w:t>
-        </w:r>
-      </w:hyperlink>
+      <w:r>
+        <w:rPr>
+          <w:lang w:val="ru_RU" w:bidi="ru_RU"/>
+        </w:rPr>
+        <w:t>Мф.20:28</w:t>
+      </w:r>
       <w:r>
         <w:rPr>
           <w:lang w:val="ru_RU" w:bidi="ru_RU"/>
         </w:rPr>
         <w:t xml:space="preserve">; </w:t>
       </w:r>
-      <w:hyperlink r:id="rId151">
-        <w:r>
-          <w:rPr>
-            <w:lang w:val="ru_RU" w:bidi="ru_RU"/>
-          </w:rPr>
-          <w:rPr>
-            <w:color w:val="0000EE"/>
-            <w:u w:val="single"/>
-          </w:rPr>
-          <w:t>Мк.10:45</w:t>
-        </w:r>
-      </w:hyperlink>
+      <w:r>
+        <w:rPr>
+          <w:lang w:val="ru_RU" w:bidi="ru_RU"/>
+        </w:rPr>
+        <w:t>Мк.10:45</w:t>
+      </w:r>
       <w:r>
         <w:rPr>
           <w:lang w:val="ru_RU" w:bidi="ru_RU"/>
         </w:rPr>
         <w:t>). Из слов Иисуса можно вывести три основных момента: Его служение было служением искупления, Его жертва стала ценой за искупление, и Его выкуп имел заместительный характер. Иисус отдал «Себя для искупления всех» (</w:t>
       </w:r>
-      <w:hyperlink r:id="rId197">
-        <w:r>
-          <w:rPr>
-            <w:lang w:val="ru_RU" w:bidi="ru_RU"/>
-          </w:rPr>
-          <w:rPr>
-            <w:color w:val="0000EE"/>
-            <w:u w:val="single"/>
-          </w:rPr>
-          <w:t>1Тим.2:6</w:t>
-        </w:r>
-      </w:hyperlink>
+      <w:r>
+        <w:rPr>
+          <w:lang w:val="ru_RU" w:bidi="ru_RU"/>
+        </w:rPr>
+        <w:t>1Тим.2:6</w:t>
+      </w:r>
       <w:r>
         <w:rPr>
           <w:lang w:val="ru_RU" w:bidi="ru_RU"/>
         </w:rPr>
         <w:t>). Он предал «Себя за нас, чтобы избавить нас от всякого беззакония» (</w:t>
       </w:r>
-      <w:hyperlink r:id="rId198">
-        <w:r>
-          <w:rPr>
-            <w:lang w:val="ru_RU" w:bidi="ru_RU"/>
-          </w:rPr>
-          <w:rPr>
-            <w:color w:val="0000EE"/>
-            <w:u w:val="single"/>
-          </w:rPr>
-          <w:t>Тит.2:14</w:t>
-        </w:r>
-      </w:hyperlink>
+      <w:r>
+        <w:rPr>
+          <w:lang w:val="ru_RU" w:bidi="ru_RU"/>
+        </w:rPr>
+        <w:t>Тит.2:14</w:t>
+      </w:r>
       <w:r>
         <w:rPr>
           <w:lang w:val="ru_RU" w:bidi="ru_RU"/>
         </w:rPr>
         <w:t>). «Драгоценная кровь Христа», непорочного Агнца стала ценой этого выкупа (</w:t>
       </w:r>
-      <w:hyperlink r:id="rId199">
-        <w:r>
-          <w:rPr>
-            <w:lang w:val="ru_RU" w:bidi="ru_RU"/>
-          </w:rPr>
-          <w:rPr>
-            <w:color w:val="0000EE"/>
-            <w:u w:val="single"/>
-          </w:rPr>
-          <w:t>1Пет.1:18–19</w:t>
-        </w:r>
-      </w:hyperlink>
+      <w:r>
+        <w:rPr>
+          <w:lang w:val="ru_RU" w:bidi="ru_RU"/>
+        </w:rPr>
+        <w:t>1Пет.1:18–19</w:t>
+      </w:r>
       <w:r>
         <w:rPr>
           <w:lang w:val="ru_RU" w:bidi="ru_RU"/>
         </w:rPr>
         <w:t>). Жертву Христа можно сравнить с ветхозаветными жертвоприношениями, каждое из которых указывало на Него. Кровь козлов и телят не спасала, но кровь Христа сделала спасение вечным (</w:t>
       </w:r>
-      <w:hyperlink r:id="rId200">
-        <w:r>
-          <w:rPr>
-            <w:lang w:val="ru_RU" w:bidi="ru_RU"/>
-          </w:rPr>
-          <w:rPr>
-            <w:color w:val="0000EE"/>
-            <w:u w:val="single"/>
-          </w:rPr>
-          <w:t>Евр.9:12</w:t>
-        </w:r>
-      </w:hyperlink>
+      <w:r>
+        <w:rPr>
+          <w:lang w:val="ru_RU" w:bidi="ru_RU"/>
+        </w:rPr>
+        <w:t>Евр.9:12</w:t>
+      </w:r>
       <w:r>
         <w:rPr>
           <w:lang w:val="ru_RU" w:bidi="ru_RU"/>
         </w:rPr>
         <w:t>). На небесах искупленные поют новую песнь Агнцу, Кровь Которого стала выкупом за каждого их них (</w:t>
       </w:r>
-      <w:hyperlink r:id="rId201">
-        <w:r>
-          <w:rPr>
-            <w:lang w:val="ru_RU" w:bidi="ru_RU"/>
-          </w:rPr>
-          <w:rPr>
-            <w:color w:val="0000EE"/>
-            <w:u w:val="single"/>
-          </w:rPr>
-          <w:t>Откр.5:9</w:t>
-        </w:r>
-      </w:hyperlink>
+      <w:r>
+        <w:rPr>
+          <w:lang w:val="ru_RU" w:bidi="ru_RU"/>
+        </w:rPr>
+        <w:t>Откр.5:9</w:t>
+      </w:r>
       <w:r>
         <w:rPr>
           <w:lang w:val="ru_RU" w:bidi="ru_RU"/>
         </w:rPr>
         <w:t xml:space="preserve">; ср. </w:t>
       </w:r>
-      <w:hyperlink r:id="rId202">
-        <w:r>
-          <w:rPr>
-            <w:lang w:val="ru_RU" w:bidi="ru_RU"/>
-          </w:rPr>
-          <w:rPr>
-            <w:color w:val="0000EE"/>
-            <w:u w:val="single"/>
-          </w:rPr>
-          <w:t>14:3–4</w:t>
-        </w:r>
-      </w:hyperlink>
+      <w:r>
+        <w:rPr>
+          <w:lang w:val="ru_RU" w:bidi="ru_RU"/>
+        </w:rPr>
+        <w:t>14:3–4</w:t>
+      </w:r>
       <w:r>
         <w:rPr>
           <w:lang w:val="ru_RU" w:bidi="ru_RU"/>
